--- a/docs/PDD-Avalia.docx
+++ b/docs/PDD-Avalia.docx
@@ -2426,17 +2426,22 @@
     </w:p>
     <w:p>
       <w:r>
-        <w:t>A tela de catálogo (/catalogo, restrita a administração) lista as versões,</w:t>
-      </w:r>
-    </w:p>
-    <w:p>
-      <w:r>
-        <w:t>mostra a matriz de preços por faixa e ativa uma versão em rascunho. Cadastro de</w:t>
-      </w:r>
-    </w:p>
-    <w:p>
-      <w:r>
-        <w:t>plano e de franquia ainda não têm tela.</w:t>
+        <w:t>As telas de catálogo (/catalogo, restritas a administração) listam as versões,</w:t>
+      </w:r>
+    </w:p>
+    <w:p>
+      <w:r>
+        <w:t>mostram a matriz de preços por faixa, ativam uma versão em rascunho e cadastram</w:t>
+      </w:r>
+    </w:p>
+    <w:p>
+      <w:r>
+        <w:t>planos com a franquia de cada serviço. Falta a tela de reajuste: hoje duplicar()</w:t>
+      </w:r>
+    </w:p>
+    <w:p>
+      <w:r>
+        <w:t>e a edição de preço de um rascunho só existem no model.</w:t>
       </w:r>
     </w:p>
     <w:p>

--- a/docs/PDD-Avalia.docx
+++ b/docs/PDD-Avalia.docx
@@ -573,7 +573,7 @@
           <w:tcPr/>
           <w:p>
             <w:r>
-              <w:t>Conforme o contrato de referência da Bancredi.</w:t>
+              <w:t>Conforme o contrato de referência do fornecedor.</w:t>
             </w:r>
           </w:p>
         </w:tc>
@@ -756,88 +756,37 @@
     </w:p>
     <w:p>
       <w:r>
-        <w:t>O diretório temp/ é referência documental apenas: contém tabelas e contratos em</w:t>
-      </w:r>
-    </w:p>
-    <w:p>
-      <w:r>
-        <w:t>PDF usados na transição. Não é parte da aplicação e não deve ser lido pelo código</w:t>
-      </w:r>
-    </w:p>
-    <w:p>
-      <w:r>
-        <w:t>em produção. Arquivos atuais:</w:t>
-      </w:r>
-    </w:p>
-    <w:p>
-      <w:pPr>
-        <w:pStyle w:val="ListBullet"/>
-      </w:pPr>
-      <w:r>
-        <w:t>0 - 042026 - TABELA CREDITO - 49,00.pdf;</w:t>
-      </w:r>
-    </w:p>
-    <w:p>
-      <w:pPr>
-        <w:pStyle w:val="ListBullet"/>
-      </w:pPr>
-      <w:r>
-        <w:t>0 - 042026 - TABELA VEICULAR - 49,00.pdf;</w:t>
-      </w:r>
-    </w:p>
-    <w:p>
-      <w:pPr>
-        <w:pStyle w:val="ListBullet"/>
-      </w:pPr>
-      <w:r>
-        <w:t>1 - CONTRATO E CADASTRO BANCREDI CPF-CNPJ 01-2025.pdf.</w:t>
-      </w:r>
-    </w:p>
-    <w:p>
-      <w:r>
-        <w:t>A modelagem atual do repositório (planos + precos) é um ponto de partida e</w:t>
-      </w:r>
-    </w:p>
-    <w:p>
-      <w:r>
-        <w:t>ainda não captura a granularidade dos anexos. O catálogo técnico deve evoluir</w:t>
-      </w:r>
-    </w:p>
-    <w:p>
-      <w:r>
-        <w:t>para suportar:</w:t>
-      </w:r>
-    </w:p>
-    <w:p>
-      <w:pPr>
-        <w:pStyle w:val="ListBullet"/>
-      </w:pPr>
-      <w:r>
-        <w:t>serviços de crédito e veiculares com códigos e descrições próprias;</w:t>
-      </w:r>
-    </w:p>
-    <w:p>
-      <w:pPr>
-        <w:pStyle w:val="ListBullet"/>
-      </w:pPr>
-      <w:r>
-        <w:t>as sete faixas de consumo mínimo, com preço unitário por faixa;</w:t>
-      </w:r>
-    </w:p>
-    <w:p>
-      <w:pPr>
-        <w:pStyle w:val="ListBullet"/>
-      </w:pPr>
-      <w:r>
-        <w:t>quantidade incluída e regras de excedente por serviço;</w:t>
-      </w:r>
-    </w:p>
-    <w:p>
-      <w:pPr>
-        <w:pStyle w:val="ListBullet"/>
-      </w:pPr>
-      <w:r>
-        <w:t>contratos e versões comerciais que fixem valores e garantam auditabilidade.</w:t>
+        <w:t>O diretório temp/ é referência documental apenas: guarda a tabela de crédito, a</w:t>
+      </w:r>
+    </w:p>
+    <w:p>
+      <w:r>
+        <w:t>tabela veicular e o contrato de referência do fornecedor, em PDF, usados na</w:t>
+      </w:r>
+    </w:p>
+    <w:p>
+      <w:r>
+        <w:t>transição. Não é parte da aplicação, não é versionado e não deve ser lido pelo</w:t>
+      </w:r>
+    </w:p>
+    <w:p>
+      <w:r>
+        <w:t>código em produção.</w:t>
+      </w:r>
+    </w:p>
+    <w:p>
+      <w:r>
+        <w:t>Os nomes comerciais dos serviços são da Avalia. Marca, razão social e</w:t>
+      </w:r>
+    </w:p>
+    <w:p>
+      <w:r>
+        <w:t>nomenclatura do fornecedor não aparecem no catálogo, no portal nem em documento</w:t>
+      </w:r>
+    </w:p>
+    <w:p>
+      <w:r>
+        <w:t>gerado para o cliente.</w:t>
       </w:r>
     </w:p>
     <w:p>
@@ -2487,7 +2436,7 @@
         <w:pStyle w:val="Quote"/>
       </w:pPr>
       <w:r>
-        <w:t>Transcrito de temp/0 - 042026 - TABELA CREDITO - 49,00.pdf. Valores unitários</w:t>
+        <w:t>Transcrito da tabela de crédito do fornecedor (temp/). Valores unitários</w:t>
       </w:r>
     </w:p>
     <w:p>
@@ -4337,7 +4286,7 @@
         <w:pStyle w:val="Quote"/>
       </w:pPr>
       <w:r>
-        <w:t>Transcrito de temp/0 - 042026 - TABELA VEICULAR - 49,00.pdf. Mesmas regras do</w:t>
+        <w:t>Transcrito da tabela veicular do fornecedor (temp/). Mesmas regras do</w:t>
       </w:r>
     </w:p>
     <w:p>

--- a/docs/PDD-Avalia.docx
+++ b/docs/PDD-Avalia.docx
@@ -74,7 +74,7 @@
         <w:pStyle w:val="ListBullet"/>
       </w:pPr>
       <w:r>
-        <w:t>Precificar planos com mensalidade, franquia, excedentes e taxa de cadastro.</w:t>
+        <w:t>Precificar planos com mensalidade, franquia, excedentes e taxa de adesão.</w:t>
       </w:r>
     </w:p>
     <w:p>
@@ -174,7 +174,7 @@
           <w:tcPr/>
           <w:p>
             <w:r>
-              <w:t>Administra apenas suas carteiras, acompanha clientes, consumo, previsão de ganhos, bônus e materiais liberados.</w:t>
+              <w:t>Administra apenas suas carteiras, acompanha clientes, consumo, previsão de ganhos, participação na adesão e materiais liberados.</w:t>
             </w:r>
           </w:p>
         </w:tc>
@@ -234,7 +234,7 @@
         <w:pStyle w:val="ListNumber"/>
       </w:pPr>
       <w:r>
-        <w:t>O administrador cria a empresa, vincula o vendedor, configura o plano e registra a taxa de cadastro.</w:t>
+        <w:t>O administrador cria a empresa, vincula o vendedor, configura o plano e registra a taxa de adesão.</w:t>
       </w:r>
     </w:p>
     <w:p>
@@ -401,49 +401,49 @@
           <w:tcPr/>
           <w:p>
             <w:r>
-              <w:t>Taxa de licença e implantação</w:t>
-            </w:r>
-          </w:p>
-        </w:tc>
-        <w:tc>
-          <w:tcPr/>
-          <w:p>
-            <w:r>
-              <w:t>R$ 390,00, com 20% de desconto à vista</w:t>
-            </w:r>
-          </w:p>
-        </w:tc>
-        <w:tc>
-          <w:tcPr/>
-          <w:p>
-            <w:r>
-              <w:t>Cobrança única na adesão.</w:t>
-            </w:r>
-          </w:p>
-        </w:tc>
-      </w:tr>
-      <w:tr>
-        <w:tc>
-          <w:tcPr/>
-          <w:p>
-            <w:r>
-              <w:t>Taxa de cadastro</w:t>
-            </w:r>
-          </w:p>
-        </w:tc>
-        <w:tc>
-          <w:tcPr/>
-          <w:p>
-            <w:r>
-              <w:t>de R$ 89,90 a R$ 400,00</w:t>
-            </w:r>
-          </w:p>
-        </w:tc>
-        <w:tc>
-          <w:tcPr/>
-          <w:p>
-            <w:r>
-              <w:t>Escolhida pelo vendedor; fora da faixa exige aprovação comercial registrada.</w:t>
+              <w:t>Taxa de adesão</w:t>
+            </w:r>
+          </w:p>
+        </w:tc>
+        <w:tc>
+          <w:tcPr/>
+          <w:p>
+            <w:r>
+              <w:t>valor livre, definido pelo vendedor</w:t>
+            </w:r>
+          </w:p>
+        </w:tc>
+        <w:tc>
+          <w:tcPr/>
+          <w:p>
+            <w:r>
+              <w:t>Cobre licença de uso, liberação de acesso e implantação. Pode ser parcelada e pode ser isentada pelo vendedor.</w:t>
+            </w:r>
+          </w:p>
+        </w:tc>
+      </w:tr>
+      <w:tr>
+        <w:tc>
+          <w:tcPr/>
+          <w:p>
+            <w:r>
+              <w:t>Rateio da adesão</w:t>
+            </w:r>
+          </w:p>
+        </w:tc>
+        <w:tc>
+          <w:tcPr/>
+          <w:p>
+            <w:r>
+              <w:t>50% vendedor, 50% Avalia</w:t>
+            </w:r>
+          </w:p>
+        </w:tc>
+        <w:tc>
+          <w:tcPr/>
+          <w:p>
+            <w:r>
+              <w:t>Isentar significa nenhum dos dois receber.</w:t>
             </w:r>
           </w:p>
         </w:tc>
@@ -461,15 +461,41 @@
           <w:tcPr/>
           <w:p>
             <w:r>
-              <w:t>20% até R$ 900,00 de consumo mínimo; 15% acima</w:t>
-            </w:r>
-          </w:p>
-        </w:tc>
-        <w:tc>
-          <w:tcPr/>
-          <w:p>
-            <w:r>
-              <w:t>A faixa lê o consumo mínimo, nunca o total da fatura.</w:t>
+              <w:t>10% sobre o consumo realizado no mês</w:t>
+            </w:r>
+          </w:p>
+        </w:tc>
+        <w:tc>
+          <w:tcPr/>
+          <w:p>
+            <w:r>
+              <w:t>Lê o que o cliente usou, não a franquia nem o valor da fatura.</w:t>
+            </w:r>
+          </w:p>
+        </w:tc>
+      </w:tr>
+      <w:tr>
+        <w:tc>
+          <w:tcPr/>
+          <w:p>
+            <w:r>
+              <w:t>Adicional de excedente</w:t>
+            </w:r>
+          </w:p>
+        </w:tc>
+        <w:tc>
+          <w:tcPr/>
+          <w:p>
+            <w:r>
+              <w:t>+10 pontos, totalizando 20%</w:t>
+            </w:r>
+          </w:p>
+        </w:tc>
+        <w:tc>
+          <w:tcPr/>
+          <w:p>
+            <w:r>
+              <w:t>Aplica-se ao mês em que houver excedente.</w:t>
             </w:r>
           </w:p>
         </w:tc>
@@ -487,41 +513,93 @@
           <w:tcPr/>
           <w:p>
             <w:r>
-              <w:t>dez dias após o fim da competência</w:t>
-            </w:r>
-          </w:p>
-        </w:tc>
-        <w:tc>
-          <w:tcPr/>
-          <w:p>
-            <w:r>
-              <w:t>Padrão, até configuração comercial aprovada.</w:t>
-            </w:r>
-          </w:p>
-        </w:tc>
-      </w:tr>
-      <w:tr>
-        <w:tc>
-          <w:tcPr/>
-          <w:p>
-            <w:r>
-              <w:t>Carência antes da suspensão</w:t>
-            </w:r>
-          </w:p>
-        </w:tc>
-        <w:tc>
-          <w:tcPr/>
-          <w:p>
-            <w:r>
-              <w:t>cinco dias</w:t>
-            </w:r>
-          </w:p>
-        </w:tc>
-        <w:tc>
-          <w:tcPr/>
-          <w:p>
-            <w:r>
-              <w:t>Idem.</w:t>
+              <w:t>todo dia 10</w:t>
+            </w:r>
+          </w:p>
+        </w:tc>
+        <w:tc>
+          <w:tcPr/>
+          <w:p>
+            <w:r>
+              <w:t>Data fixa de calendário, igual para todos os clientes.</w:t>
+            </w:r>
+          </w:p>
+        </w:tc>
+      </w:tr>
+      <w:tr>
+        <w:tc>
+          <w:tcPr/>
+          <w:p>
+            <w:r>
+              <w:t>Bloqueio por atraso</w:t>
+            </w:r>
+          </w:p>
+        </w:tc>
+        <w:tc>
+          <w:tcPr/>
+          <w:p>
+            <w:r>
+              <w:t>10 dias após o vencimento</w:t>
+            </w:r>
+          </w:p>
+        </w:tc>
+        <w:tc>
+          <w:tcPr/>
+          <w:p>
+            <w:r>
+              <w:t>Na prática, dia 20. Bloqueia consultas; o login continua liberado para regularizar.</w:t>
+            </w:r>
+          </w:p>
+        </w:tc>
+      </w:tr>
+      <w:tr>
+        <w:tc>
+          <w:tcPr/>
+          <w:p>
+            <w:r>
+              <w:t>Vigência do contrato</w:t>
+            </w:r>
+          </w:p>
+        </w:tc>
+        <w:tc>
+          <w:tcPr/>
+          <w:p>
+            <w:r>
+              <w:t>escolhida pelo vendedor</w:t>
+            </w:r>
+          </w:p>
+        </w:tc>
+        <w:tc>
+          <w:tcPr/>
+          <w:p>
+            <w:r>
+              <w:t>Sem vigência; 12 meses; 24 meses; ou 3 meses de carência especial para teste, seguidos de 12 ou 24 meses.</w:t>
+            </w:r>
+          </w:p>
+        </w:tc>
+      </w:tr>
+      <w:tr>
+        <w:tc>
+          <w:tcPr/>
+          <w:p>
+            <w:r>
+              <w:t>Imposto sobre a venda</w:t>
+            </w:r>
+          </w:p>
+        </w:tc>
+        <w:tc>
+          <w:tcPr/>
+          <w:p>
+            <w:r>
+              <w:t>27% (provisório)</w:t>
+            </w:r>
+          </w:p>
+        </w:tc>
+        <w:tc>
+          <w:tcPr/>
+          <w:p>
+            <w:r>
+              <w:t>Média estimada. Depende do regime tributário e precisa de confirmação contábil.</w:t>
             </w:r>
           </w:p>
         </w:tc>
@@ -552,32 +630,6 @@
           </w:p>
         </w:tc>
       </w:tr>
-      <w:tr>
-        <w:tc>
-          <w:tcPr/>
-          <w:p>
-            <w:r>
-              <w:t>Fidelidade e carência de contrato</w:t>
-            </w:r>
-          </w:p>
-        </w:tc>
-        <w:tc>
-          <w:tcPr/>
-          <w:p>
-            <w:r>
-              <w:t>não há</w:t>
-            </w:r>
-          </w:p>
-        </w:tc>
-        <w:tc>
-          <w:tcPr/>
-          <w:p>
-            <w:r>
-              <w:t>Conforme o contrato de referência do fornecedor.</w:t>
-            </w:r>
-          </w:p>
-        </w:tc>
-      </w:tr>
     </w:tbl>
     <w:p>
       <w:r>
@@ -600,6 +652,16 @@
       </w:r>
     </w:p>
     <w:p>
+      <w:r>
+        <w:t>A taxa de adesão substitui e unifica o que antes eram dois parâmetros separados,</w:t>
+      </w:r>
+    </w:p>
+    <w:p>
+      <w:r>
+        <w:t>taxa de cadastro e taxa de licença: eram a mesma cobrança descrita duas vezes.</w:t>
+      </w:r>
+    </w:p>
+    <w:p>
       <w:pPr>
         <w:pStyle w:val="Heading2"/>
       </w:pPr>
@@ -698,27 +760,57 @@
         <w:pStyle w:val="Heading3"/>
       </w:pPr>
       <w:r>
-        <w:t>Versionamento do catálogo</w:t>
-      </w:r>
-    </w:p>
-    <w:p>
-      <w:r>
-        <w:t>O administrador com permissão comercial ou financeira pode criar, agendar e</w:t>
-      </w:r>
-    </w:p>
-    <w:p>
-      <w:r>
-        <w:t>ativar novas versões do catálogo. Uma versão já usada em proposta, contrato,</w:t>
-      </w:r>
-    </w:p>
-    <w:p>
-      <w:r>
-        <w:t>consulta ou fatura não pode ser editada: qualquer mudança de preço, custo,</w:t>
-      </w:r>
-    </w:p>
-    <w:p>
-      <w:r>
-        <w:t>franquia, faixa ou disponibilidade cria uma nova versão e gera auditoria.</w:t>
+        <w:t>Edição do catálogo</w:t>
+      </w:r>
+    </w:p>
+    <w:p>
+      <w:r>
+        <w:t>O catálogo é único e editável a qualquer momento pelo administrador com permissão</w:t>
+      </w:r>
+    </w:p>
+    <w:p>
+      <w:r>
+        <w:t>comercial ou financeira, célula a célula ou por reajuste percentual. Toda</w:t>
+      </w:r>
+    </w:p>
+    <w:p>
+      <w:r>
+        <w:t>alteração de preço, custo, franquia ou disponibilidade gera auditoria.</w:t>
+      </w:r>
+    </w:p>
+    <w:p>
+      <w:r>
+        <w:t>Não há congelamento do catálogo, e isso é decisão consciente. O que impede um</w:t>
+      </w:r>
+    </w:p>
+    <w:p>
+      <w:r>
+        <w:t>reajuste de hoje de alterar cobrança de ontem é cada consulta e cada fatura</w:t>
+      </w:r>
+    </w:p>
+    <w:p>
+      <w:r>
+        <w:t>gravarem preço e custo no momento da emissão (seções 7 e 8). Quem cobra</w:t>
+      </w:r>
+    </w:p>
+    <w:p>
+      <w:r>
+        <w:t>guarda o próprio valor; o catálogo responde apenas quanto custa hoje.</w:t>
+      </w:r>
+    </w:p>
+    <w:p>
+      <w:r>
+        <w:t>Essa regra é o alicerce de todo o faturamento: se uma consulta for gravada sem o</w:t>
+      </w:r>
+    </w:p>
+    <w:p>
+      <w:r>
+        <w:t>preço da época, ou se a fatura passar a ler o catálogo em vez do valor congelado</w:t>
+      </w:r>
+    </w:p>
+    <w:p>
+      <w:r>
+        <w:t>no fechamento, um reajuste passa a reescrever o passado silenciosamente.</w:t>
       </w:r>
     </w:p>
     <w:p>
@@ -1007,728 +1099,7 @@
     </w:tbl>
     <w:p>
       <w:r>
-        <w:t>O ciclo seguinte só é restaurado para contas elegíveis. Regras de carência,</w:t>
-      </w:r>
-    </w:p>
-    <w:p>
-      <w:r>
-        <w:t>suspensão, reativação e competência devem ser parametrizáveis e auditadas.</w:t>
-      </w:r>
-    </w:p>
-    <w:p>
-      <w:pPr>
-        <w:pStyle w:val="Heading2"/>
-      </w:pPr>
-      <w:r>
-        <w:t>7. Serviços e consultas</w:t>
-      </w:r>
-    </w:p>
-    <w:p>
-      <w:pPr>
-        <w:pStyle w:val="Heading3"/>
-      </w:pPr>
-      <w:r>
-        <w:t>Bases</w:t>
-      </w:r>
-    </w:p>
-    <w:p>
-      <w:r>
-        <w:t>As integrações previstas para a primeira versão são SPC, Serasa, Boa Vista/SCPC,</w:t>
-      </w:r>
-    </w:p>
-    <w:p>
-      <w:r>
-        <w:t>SCR e Veicular. Cada base é um conector separado, com credenciais por ambiente,</w:t>
-      </w:r>
-    </w:p>
-    <w:p>
-      <w:r>
-        <w:t>timeout, tratamento de erro, custo e contrato de resposta próprios.</w:t>
-      </w:r>
-    </w:p>
-    <w:p>
-      <w:r>
-        <w:t>O administrador configura bases e produtos disponíveis. Vendedores acessam</w:t>
-      </w:r>
-    </w:p>
-    <w:p>
-      <w:r>
-        <w:t>somente as bases liberadas a eles. O cliente consome serviços do plano sem saber</w:t>
-      </w:r>
-    </w:p>
-    <w:p>
-      <w:r>
-        <w:t>qual base realizou a pesquisa.</w:t>
-      </w:r>
-    </w:p>
-    <w:p>
-      <w:r>
-        <w:t>SCR e Veicular têm catálogo e permissões implementados desde já, com a integração</w:t>
-      </w:r>
-    </w:p>
-    <w:p>
-      <w:r>
-        <w:t>externa desativada por feature flag. Nenhuma requisição a API, nem liberação</w:t>
-      </w:r>
-    </w:p>
-    <w:p>
-      <w:r>
-        <w:t>comercial, ocorre antes da homologação jurídica, contratual e técnica. O SCR</w:t>
-      </w:r>
-    </w:p>
-    <w:p>
-      <w:r>
-        <w:t>recebe nome comercial mascarado e depende ainda de autorização expressa</w:t>
-      </w:r>
-    </w:p>
-    <w:p>
-      <w:r>
-        <w:t>verificável para cada consulta.</w:t>
-      </w:r>
-    </w:p>
-    <w:p>
-      <w:pPr>
-        <w:pStyle w:val="Heading3"/>
-      </w:pPr>
-      <w:r>
-        <w:t>Serviços apresentados ao cliente</w:t>
-      </w:r>
-    </w:p>
-    <w:p>
-      <w:r>
-        <w:t>O portal apresenta serviços pelo nome comercial e em botões ou cartões, por</w:t>
-      </w:r>
-    </w:p>
-    <w:p>
-      <w:r>
-        <w:t>exemplo, uma consulta SCR em destaque. Antes da confirmação, o sistema informa o</w:t>
-      </w:r>
-    </w:p>
-    <w:p>
-      <w:r>
-        <w:t>impacto no consumo sem revelar a base subjacente.</w:t>
-      </w:r>
-    </w:p>
-    <w:p>
-      <w:pPr>
-        <w:pStyle w:val="Heading3"/>
-      </w:pPr>
-      <w:r>
-        <w:t>Execução segura</w:t>
-      </w:r>
-    </w:p>
-    <w:p>
-      <w:r>
-        <w:t>Antes de chamar o fornecedor, criar consulta com status processando, cliente,</w:t>
-      </w:r>
-    </w:p>
-    <w:p>
-      <w:r>
-        <w:t>vendedor, operador, origem, serviço, documento, competência, preço e custo.</w:t>
-      </w:r>
-    </w:p>
-    <w:p>
-      <w:pPr>
-        <w:pStyle w:val="ListBullet"/>
-      </w:pPr>
-      <w:r>
-        <w:t>Sucesso: marcar ok, salvar resposta normalizada e contabilizar consumo.</w:t>
-      </w:r>
-    </w:p>
-    <w:p>
-      <w:pPr>
-        <w:pStyle w:val="ListBullet"/>
-      </w:pPr>
-      <w:r>
-        <w:t>Erro: marcar erro, não cobrar o cliente, não gerar comissão e registrar motivo técnico seguro.</w:t>
-      </w:r>
-    </w:p>
-    <w:p>
-      <w:pPr>
-        <w:pStyle w:val="ListBullet"/>
-      </w:pPr>
-      <w:r>
-        <w:t>Queda ou timeout: manter registro rastreável para reconciliação.</w:t>
-      </w:r>
-    </w:p>
-    <w:p>
-      <w:r>
-        <w:t>Se o fornecedor tiver processado uma consulta que falhou antes da resposta final,</w:t>
-      </w:r>
-    </w:p>
-    <w:p>
-      <w:r>
-        <w:t>o custo é absorvido pela Avalia; a empresa cliente não é cobrada.</w:t>
-      </w:r>
-    </w:p>
-    <w:p>
-      <w:r>
-        <w:t>Consultas bem-sucedidas geram relatório visual e imprimível. A resposta bruta é</w:t>
-      </w:r>
-    </w:p>
-    <w:p>
-      <w:r>
-        <w:t>dado sensível e fica no servidor, com acesso restrito e retenção limitada.</w:t>
-      </w:r>
-    </w:p>
-    <w:p>
-      <w:r>
-        <w:t>O cliente sempre consulta terceiros. O relatório deve apresentar aviso de</w:t>
-      </w:r>
-    </w:p>
-    <w:p>
-      <w:r>
-        <w:t>confidencialidade, finalidade permitida, responsabilidade do solicitante e canal</w:t>
-      </w:r>
-    </w:p>
-    <w:p>
-      <w:r>
-        <w:t>para dúvidas. O aviso deve ser claro e informativo, com base legal e documento de</w:t>
-      </w:r>
-    </w:p>
-    <w:p>
-      <w:r>
-        <w:t>autorização vinculados à consulta; não deve simular orientação jurídica.</w:t>
-      </w:r>
-    </w:p>
-    <w:p>
-      <w:pPr>
-        <w:pStyle w:val="Heading3"/>
-      </w:pPr>
-      <w:r>
-        <w:t>Boa Vista/Equifax</w:t>
-      </w:r>
-    </w:p>
-    <w:p>
-      <w:r>
-        <w:t>A integração já mapeada usa OAuth2 client_credentials com Basic Auth e requer os</w:t>
-      </w:r>
-    </w:p>
-    <w:p>
-      <w:r>
-        <w:t>cabeçalhos app e secondaryCode. O caminho conhecido é</w:t>
-      </w:r>
-    </w:p>
-    <w:p>
-      <w:r>
-        <w:t>/business/reporting-orchestrator/v1/consulta. O Orchestrator não está publicado</w:t>
-      </w:r>
-    </w:p>
-    <w:p>
-      <w:r>
-        <w:t>no sandbox; payload e resposta devem ser validados em ambiente de teste homologado.</w:t>
-      </w:r>
-    </w:p>
-    <w:p>
-      <w:r>
-        <w:t>CPF e CNPJ são validados no servidor. O CNPJ alfanumérico segue a RFB 2.229/2024.</w:t>
-      </w:r>
-    </w:p>
-    <w:p>
-      <w:pPr>
-        <w:pStyle w:val="Heading2"/>
-      </w:pPr>
-      <w:r>
-        <w:t>8. Cobrança e Asaas</w:t>
-      </w:r>
-    </w:p>
-    <w:p>
-      <w:r>
-        <w:t>O Asaas será o provedor de cadastro financeiro, cobrança e liquidação.</w:t>
-      </w:r>
-    </w:p>
-    <w:p>
-      <w:pPr>
-        <w:pStyle w:val="Heading3"/>
-      </w:pPr>
-      <w:r>
-        <w:t>Integração</w:t>
-      </w:r>
-    </w:p>
-    <w:p>
-      <w:pPr>
-        <w:pStyle w:val="ListBullet"/>
-      </w:pPr>
-      <w:r>
-        <w:t>Criar e manter um customer do Asaas para cada empresa.</w:t>
-      </w:r>
-    </w:p>
-    <w:p>
-      <w:pPr>
-        <w:pStyle w:val="ListBullet"/>
-      </w:pPr>
-      <w:r>
-        <w:t>Criar cobranças de adesão, recorrência, excedentes e ajustes.</w:t>
-      </w:r>
-    </w:p>
-    <w:p>
-      <w:pPr>
-        <w:pStyle w:val="ListBullet"/>
-      </w:pPr>
-      <w:r>
-        <w:t>Oferecer boleto com QR Code e Pix.</w:t>
-      </w:r>
-    </w:p>
-    <w:p>
-      <w:pPr>
-        <w:pStyle w:val="ListBullet"/>
-      </w:pPr>
-      <w:r>
-        <w:t>Salvar IDs externos, URLs de boleto, linha digitável, QR Code, vencimento,</w:t>
-      </w:r>
-    </w:p>
-    <w:p>
-      <w:r>
-        <w:t>  valor, status e histórico.</w:t>
-      </w:r>
-    </w:p>
-    <w:p>
-      <w:pPr>
-        <w:pStyle w:val="ListBullet"/>
-      </w:pPr>
-      <w:r>
-        <w:t>Permitir ao administrador visualizar, editar, reemitir, cancelar ou baixar</w:t>
-      </w:r>
-    </w:p>
-    <w:p>
-      <w:r>
-        <w:t>  cobranças de acordo com as regras do Asaas.</w:t>
-      </w:r>
-    </w:p>
-    <w:p>
-      <w:pPr>
-        <w:pStyle w:val="Heading3"/>
-      </w:pPr>
-      <w:r>
-        <w:t>Webhooks</w:t>
-      </w:r>
-    </w:p>
-    <w:p>
-      <w:r>
-        <w:t>O endpoint valida segredo ou assinatura, registra evento bruto de forma segura,</w:t>
-      </w:r>
-    </w:p>
-    <w:p>
-      <w:r>
-        <w:t>garante idempotência e processa em fila. Deve cobrir criação, atualização,</w:t>
-      </w:r>
-    </w:p>
-    <w:p>
-      <w:r>
-        <w:t>vencimento, pagamento, atraso, estorno, cancelamento, reembolso e falhas.</w:t>
-      </w:r>
-    </w:p>
-    <w:p>
-      <w:r>
-        <w:t>Um webhook não altera uma fatura diretamente sem correlação pelo ID externo e</w:t>
-      </w:r>
-    </w:p>
-    <w:p>
-      <w:r>
-        <w:t>trilha de auditoria. Falhas devem ser reprocessáveis.</w:t>
-      </w:r>
-    </w:p>
-    <w:p>
-      <w:pPr>
-        <w:pStyle w:val="Heading3"/>
-      </w:pPr>
-      <w:r>
-        <w:t>Fechamento automático</w:t>
-      </w:r>
-    </w:p>
-    <w:p>
-      <w:r>
-        <w:t>Um comando agendado deve:</w:t>
-      </w:r>
-    </w:p>
-    <w:p>
-      <w:pPr>
-        <w:pStyle w:val="ListNumber"/>
-      </w:pPr>
-      <w:r>
-        <w:t>Fechar competências vencidas e congelar preços, consumo, comissão e impostos.</w:t>
-      </w:r>
-    </w:p>
-    <w:p>
-      <w:pPr>
-        <w:pStyle w:val="ListNumber"/>
-      </w:pPr>
-      <w:r>
-        <w:t>Criar ou atualizar a fatura interna.</w:t>
-      </w:r>
-    </w:p>
-    <w:p>
-      <w:pPr>
-        <w:pStyle w:val="ListNumber"/>
-      </w:pPr>
-      <w:r>
-        <w:t>Solicitar a cobrança no Asaas.</w:t>
-      </w:r>
-    </w:p>
-    <w:p>
-      <w:pPr>
-        <w:pStyle w:val="ListNumber"/>
-      </w:pPr>
-      <w:r>
-        <w:t>Enviar aviso ao cliente.</w:t>
-      </w:r>
-    </w:p>
-    <w:p>
-      <w:pPr>
-        <w:pStyle w:val="ListNumber"/>
-      </w:pPr>
-      <w:r>
-        <w:t>Aplicar a política de atraso e suspensão.</w:t>
-      </w:r>
-    </w:p>
-    <w:p>
-      <w:pPr>
-        <w:pStyle w:val="ListNumber"/>
-      </w:pPr>
-      <w:r>
-        <w:t>Abrir a competência seguinte quando houver condição de acesso.</w:t>
-      </w:r>
-    </w:p>
-    <w:p>
-      <w:r>
-        <w:t>O fechamento de mês em andamento exige ação administrativa explícita e auditoria.</w:t>
-      </w:r>
-    </w:p>
-    <w:p>
-      <w:r>
-        <w:t>Vencimento e carência seguem a seção 5.</w:t>
-      </w:r>
-    </w:p>
-    <w:p>
-      <w:pPr>
-        <w:pStyle w:val="Heading2"/>
-      </w:pPr>
-      <w:r>
-        <w:t>9. Vendedores e carteiras</w:t>
-      </w:r>
-    </w:p>
-    <w:p>
-      <w:r>
-        <w:t>Cada vendedor possui carteira pessoal isolada. O administrador vê todas; o vendedor vê</w:t>
-      </w:r>
-    </w:p>
-    <w:p>
-      <w:r>
-        <w:t>somente clientes, consumo, cobranças permitidas, oportunidades e indicadores da</w:t>
-      </w:r>
-    </w:p>
-    <w:p>
-      <w:r>
-        <w:t>própria carteira.</w:t>
-      </w:r>
-    </w:p>
-    <w:p>
-      <w:r>
-        <w:t>Carteira legada e mailing distribuído ficam fora do escopo. O sistema preserva</w:t>
-      </w:r>
-    </w:p>
-    <w:p>
-      <w:r>
-        <w:t>responsável, histórico de transferências e regras de visibilidade de cada cliente.</w:t>
-      </w:r>
-    </w:p>
-    <w:p>
-      <w:pPr>
-        <w:pStyle w:val="Heading3"/>
-      </w:pPr>
-      <w:r>
-        <w:t>Ganhos e bônus</w:t>
-      </w:r>
-    </w:p>
-    <w:p>
-      <w:r>
-        <w:t>O painel mostra previsão de comissão, bônus de taxa de cadastro, repasses pagos,</w:t>
-      </w:r>
-    </w:p>
-    <w:p>
-      <w:r>
-        <w:t>pendências e histórico por competência. Comissão e bônus tornam-se elegíveis</w:t>
-      </w:r>
-    </w:p>
-    <w:p>
-      <w:r>
-        <w:t>somente após a liquidação da cobrança correspondente no Asaas.</w:t>
-      </w:r>
-    </w:p>
-    <w:p>
-      <w:r>
-        <w:t>A taxa de cadastro escolhida pelo vendedor deve constar na proposta e no contrato</w:t>
-      </w:r>
-    </w:p>
-    <w:p>
-      <w:r>
-        <w:t>versionados e é repassada integralmente a ele como bônus, separada da comissão</w:t>
-      </w:r>
-    </w:p>
-    <w:p>
-      <w:r>
-        <w:t>recorrente.</w:t>
-      </w:r>
-    </w:p>
-    <w:p>
-      <w:r>
-        <w:t>A comissão recorrente usa a alíquota da faixa de consumo mínimo do plano, nunca o</w:t>
-      </w:r>
-    </w:p>
-    <w:p>
-      <w:r>
-        <w:t>valor total da fatura. Mensalidade e consumo mínimo permanecem separados no</w:t>
-      </w:r>
-    </w:p>
-    <w:p>
-      <w:r>
-        <w:t>cadastro justamente para que a faixa não seja alterada indevidamente: somados,</w:t>
-      </w:r>
-    </w:p>
-    <w:p>
-      <w:r>
-        <w:t>um plano de R$ 900,00 passaria da faixa e cairia de 20% para 15% sozinho.</w:t>
-      </w:r>
-    </w:p>
-    <w:p>
-      <w:r>
-        <w:t>A comissão incide sobre os itens recorrentes faturáveis do cliente — mensalidade,</w:t>
-      </w:r>
-    </w:p>
-    <w:p>
-      <w:r>
-        <w:t>consumo mínimo e excedentes — e é calculada sobre a receita líquida efetivamente</w:t>
-      </w:r>
-    </w:p>
-    <w:p>
-      <w:r>
-        <w:t>liquidada: valor recebido menos custo do fornecedor, taxas Asaas, impostos,</w:t>
-      </w:r>
-    </w:p>
-    <w:p>
-      <w:r>
-        <w:t>descontos, estornos e chargebacks aplicáveis. A taxa de cadastro não entra nessa</w:t>
-      </w:r>
-    </w:p>
-    <w:p>
-      <w:r>
-        <w:t>base.</w:t>
-      </w:r>
-    </w:p>
-    <w:p>
-      <w:r>
-        <w:t>Cliente que não pagou não gera comissão; se atrasar, o vendedor aguarda a</w:t>
-      </w:r>
-    </w:p>
-    <w:p>
-      <w:r>
-        <w:t>liquidação e é responsável pelo relacionamento e acompanhamento da cobrança.</w:t>
-      </w:r>
-    </w:p>
-    <w:p>
-      <w:r>
-        <w:t>Enquanto o vendedor for PJ ativo, a venda é recorrente; após seu desligamento, a</w:t>
-      </w:r>
-    </w:p>
-    <w:p>
-      <w:r>
-        <w:t>carteira permanece com a Avalia e não gera novas comissões para ele.</w:t>
-      </w:r>
-    </w:p>
-    <w:p>
-      <w:r>
-        <w:t>A plataforma registra custos fiscais, notas fiscais e taxa administrativa para</w:t>
-      </w:r>
-    </w:p>
-    <w:p>
-      <w:r>
-        <w:t>apuração de repasses. A fórmula de descontos e repasse deve ser configurável,</w:t>
-      </w:r>
-    </w:p>
-    <w:p>
-      <w:r>
-        <w:t>congelada no fechamento e auditada.</w:t>
-      </w:r>
-    </w:p>
-    <w:p>
-      <w:pPr>
-        <w:pStyle w:val="Heading2"/>
-      </w:pPr>
-      <w:r>
-        <w:t>10. Campanhas sazonais</w:t>
-      </w:r>
-    </w:p>
-    <w:p>
-      <w:r>
-        <w:t>O administrador configura campanhas para clientes específicos ou segmentos. Uma</w:t>
-      </w:r>
-    </w:p>
-    <w:p>
-      <w:r>
-        <w:t>campanha tem nome, período, público elegível, oferta, regras de preço, serviços,</w:t>
-      </w:r>
-    </w:p>
-    <w:p>
-      <w:r>
-        <w:t>limite de uso, prioridade, estado e termo aplicável.</w:t>
-      </w:r>
-    </w:p>
-    <w:p>
-      <w:r>
-        <w:t>O cálculo registra a campanha aplicada a cada venda ou consulta para que</w:t>
-      </w:r>
-    </w:p>
-    <w:p>
-      <w:r>
-        <w:t>alterações futuras não mudem valores históricos.</w:t>
-      </w:r>
-    </w:p>
-    <w:p>
-      <w:pPr>
-        <w:pStyle w:val="Heading2"/>
-      </w:pPr>
-      <w:r>
-        <w:t>11. Atendimento e documentos</w:t>
-      </w:r>
-    </w:p>
-    <w:p>
-      <w:pPr>
-        <w:pStyle w:val="Heading3"/>
-      </w:pPr>
-      <w:r>
-        <w:t>Atendimento</w:t>
-      </w:r>
-    </w:p>
-    <w:p>
-      <w:r>
-        <w:t>O portal do cliente oferece acesso direto ao SAC pelo WhatsApp +55 34 99117-6599.</w:t>
-      </w:r>
-    </w:p>
-    <w:p>
-      <w:r>
-        <w:t>O link abre conversa com mensagem contextual contendo, quando aplicável,</w:t>
-      </w:r>
-    </w:p>
-    <w:p>
-      <w:r>
-        <w:t>identificador da empresa, fatura ou consulta. Não enviar dados pessoais ou</w:t>
-      </w:r>
-    </w:p>
-    <w:p>
-      <w:r>
-        <w:t>resultado de crédito na URL.</w:t>
-      </w:r>
-    </w:p>
-    <w:p>
-      <w:r>
-        <w:t>Posteriormente, chamados internos podem incluir status, responsável, prazo e</w:t>
-      </w:r>
-    </w:p>
-    <w:p>
-      <w:r>
-        <w:t>histórico, sem substituir o canal principal.</w:t>
-      </w:r>
-    </w:p>
-    <w:p>
-      <w:pPr>
-        <w:pStyle w:val="Heading3"/>
-      </w:pPr>
-      <w:r>
-        <w:t>Base de implementação</w:t>
-      </w:r>
-    </w:p>
-    <w:p>
-      <w:r>
-        <w:t>Uma seção administrativa disponibiliza versões controladas de PDFs:</w:t>
-      </w:r>
-    </w:p>
-    <w:p>
-      <w:pPr>
-        <w:pStyle w:val="ListBullet"/>
-      </w:pPr>
-      <w:r>
-        <w:t>contratos de cliente;</w:t>
-      </w:r>
-    </w:p>
-    <w:p>
-      <w:pPr>
-        <w:pStyle w:val="ListBullet"/>
-      </w:pPr>
-      <w:r>
-        <w:t>termos de aceite;</w:t>
-      </w:r>
-    </w:p>
-    <w:p>
-      <w:pPr>
-        <w:pStyle w:val="ListBullet"/>
-      </w:pPr>
-      <w:r>
-        <w:t>termo de confidencialidade;</w:t>
-      </w:r>
-    </w:p>
-    <w:p>
-      <w:pPr>
-        <w:pStyle w:val="ListBullet"/>
-      </w:pPr>
-      <w:r>
-        <w:t>termo de conduta ética corporativa e anticorrupção;</w:t>
-      </w:r>
-    </w:p>
-    <w:p>
-      <w:pPr>
-        <w:pStyle w:val="ListBullet"/>
-      </w:pPr>
-      <w:r>
-        <w:t>orientações de LGPD;</w:t>
-      </w:r>
-    </w:p>
-    <w:p>
-      <w:pPr>
-        <w:pStyle w:val="ListBullet"/>
-      </w:pPr>
-      <w:r>
-        <w:t>POP de emissão de nota fiscal para vendedor PJ;</w:t>
-      </w:r>
-    </w:p>
-    <w:p>
-      <w:pPr>
-        <w:pStyle w:val="ListBullet"/>
-      </w:pPr>
-      <w:r>
-        <w:t>POP de faturamento de parceiros.</w:t>
-      </w:r>
-    </w:p>
-    <w:p>
-      <w:r>
-        <w:t>Os arquivos possuem versão, categoria, vigência, público, status e trilha de</w:t>
-      </w:r>
-    </w:p>
-    <w:p>
-      <w:r>
-        <w:t>aceite ou download. O administrador define os acessos. Contratos gerados</w:t>
-      </w:r>
-    </w:p>
-    <w:p>
-      <w:r>
-        <w:t>registram a versão usada e os valores comerciais congelados. Nesta fase,</w:t>
-      </w:r>
-    </w:p>
-    <w:p>
-      <w:r>
-        <w:t>documentos são disponibilizados para download e aceite; assinatura eletrônica</w:t>
-      </w:r>
-    </w:p>
-    <w:p>
-      <w:r>
-        <w:t>integrada fica fora do escopo inicial.</w:t>
-      </w:r>
-    </w:p>
-    <w:p>
-      <w:pPr>
-        <w:pStyle w:val="Heading2"/>
-      </w:pPr>
-      <w:r>
-        <w:t>12. Painéis e BI</w:t>
+        <w:t>A linha do tempo da inadimplência é fixa:</w:t>
       </w:r>
     </w:p>
     <w:tbl>
@@ -1742,7 +1113,7 @@
           </w:tcPr>
           <w:p>
             <w:r>
-              <w:t>Painel</w:t>
+              <w:t>Dia</w:t>
             </w:r>
           </w:p>
         </w:tc>
@@ -1752,61 +1123,79 @@
           </w:tcPr>
           <w:p>
             <w:r>
-              <w:t>Conteúdo</w:t>
-            </w:r>
-          </w:p>
-        </w:tc>
-      </w:tr>
-      <w:tr>
-        <w:tc>
-          <w:tcPr/>
-          <w:p>
-            <w:r>
-              <w:t>Administração</w:t>
-            </w:r>
-          </w:p>
-        </w:tc>
-        <w:tc>
-          <w:tcPr/>
-          <w:p>
-            <w:r>
-              <w:t>Consumo por cliente, vendedor, base, serviço e competência; faturamento previsto e realizado; inadimplência; margem; comissões; campanhas; cobranças Asaas e integrações pendentes.</w:t>
-            </w:r>
-          </w:p>
-        </w:tc>
-      </w:tr>
-      <w:tr>
-        <w:tc>
-          <w:tcPr/>
-          <w:p>
-            <w:r>
-              <w:t>Vendedor</w:t>
-            </w:r>
-          </w:p>
-        </w:tc>
-        <w:tc>
-          <w:tcPr/>
-          <w:p>
-            <w:r>
-              <w:t>Carteira, consumo de clientes, previsão de ganhos, bônus de adesão, situação de pagamento, metas, campanhas e bases liberadas.</w:t>
-            </w:r>
-          </w:p>
-        </w:tc>
-      </w:tr>
-      <w:tr>
-        <w:tc>
-          <w:tcPr/>
-          <w:p>
-            <w:r>
-              <w:t>Cliente</w:t>
-            </w:r>
-          </w:p>
-        </w:tc>
-        <w:tc>
-          <w:tcPr/>
-          <w:p>
-            <w:r>
-              <w:t>Plano, consumo, franquia, consultas disponíveis, excedentes, serviços, faturas e atendimento.</w:t>
+              <w:t>Evento</w:t>
+            </w:r>
+          </w:p>
+        </w:tc>
+      </w:tr>
+      <w:tr>
+        <w:tc>
+          <w:tcPr/>
+          <w:p>
+            <w:r>
+              <w:t>10</w:t>
+            </w:r>
+          </w:p>
+        </w:tc>
+        <w:tc>
+          <w:tcPr/>
+          <w:p>
+            <w:r>
+              <w:t>Vencimento da fatura.</w:t>
+            </w:r>
+          </w:p>
+        </w:tc>
+      </w:tr>
+      <w:tr>
+        <w:tc>
+          <w:tcPr/>
+          <w:p>
+            <w:r>
+              <w:t>11 a 19</w:t>
+            </w:r>
+          </w:p>
+        </w:tc>
+        <w:tc>
+          <w:tcPr/>
+          <w:p>
+            <w:r>
+              <w:t>Fatura em atraso. Consultas continuam liberadas; o cliente é avisado.</w:t>
+            </w:r>
+          </w:p>
+        </w:tc>
+      </w:tr>
+      <w:tr>
+        <w:tc>
+          <w:tcPr/>
+          <w:p>
+            <w:r>
+              <w:t>20</w:t>
+            </w:r>
+          </w:p>
+        </w:tc>
+        <w:tc>
+          <w:tcPr/>
+          <w:p>
+            <w:r>
+              <w:t>Bloqueio das consultas. O login permanece aberto para o cliente ver a fatura, obter a segunda via e regularizar.</w:t>
+            </w:r>
+          </w:p>
+        </w:tc>
+      </w:tr>
+      <w:tr>
+        <w:tc>
+          <w:tcPr/>
+          <w:p>
+            <w:r>
+              <w:t>Liquidação</w:t>
+            </w:r>
+          </w:p>
+        </w:tc>
+        <w:tc>
+          <w:tcPr/>
+          <w:p>
+            <w:r>
+              <w:t>Consultas liberadas de volta no mesmo ciclo, sem esperar a competência seguinte.</w:t>
             </w:r>
           </w:p>
         </w:tc>
@@ -1814,12 +1203,27 @@
     </w:tbl>
     <w:p>
       <w:r>
-        <w:t>As métricas possuem filtros por período, vendedor, cliente, serviço, base,</w:t>
-      </w:r>
-    </w:p>
-    <w:p>
-      <w:r>
-        <w:t>campanha e situação financeira, sempre respeitando permissões.</w:t>
+        <w:t>O bloqueio existe para forçar o pagamento, não para punir: por isso ele fecha a</w:t>
+      </w:r>
+    </w:p>
+    <w:p>
+      <w:r>
+        <w:t>consulta e mantém o acesso à fatura. Cliente que não consegue ver o que deve não</w:t>
+      </w:r>
+    </w:p>
+    <w:p>
+      <w:r>
+        <w:t>tem como pagar.</w:t>
+      </w:r>
+    </w:p>
+    <w:p>
+      <w:r>
+        <w:t>O ciclo seguinte só é restaurado para contas elegíveis. Prazos de vencimento,</w:t>
+      </w:r>
+    </w:p>
+    <w:p>
+      <w:r>
+        <w:t>bloqueio e reativação devem ser parametrizáveis e auditados.</w:t>
       </w:r>
     </w:p>
     <w:p>
@@ -1827,7 +1231,630 @@
         <w:pStyle w:val="Heading2"/>
       </w:pPr>
       <w:r>
-        <w:t>13. Dados e entidades</w:t>
+        <w:t>7. Serviços e consultas</w:t>
+      </w:r>
+    </w:p>
+    <w:p>
+      <w:pPr>
+        <w:pStyle w:val="Heading3"/>
+      </w:pPr>
+      <w:r>
+        <w:t>Bases</w:t>
+      </w:r>
+    </w:p>
+    <w:p>
+      <w:r>
+        <w:t>As integrações previstas para a primeira versão são SPC, Serasa, Boa Vista/SCPC,</w:t>
+      </w:r>
+    </w:p>
+    <w:p>
+      <w:r>
+        <w:t>SCR e Veicular. Cada base é um conector separado, com credenciais por ambiente,</w:t>
+      </w:r>
+    </w:p>
+    <w:p>
+      <w:r>
+        <w:t>timeout, tratamento de erro, custo e contrato de resposta próprios.</w:t>
+      </w:r>
+    </w:p>
+    <w:p>
+      <w:r>
+        <w:t>O administrador configura bases e produtos disponíveis. Vendedores acessam</w:t>
+      </w:r>
+    </w:p>
+    <w:p>
+      <w:r>
+        <w:t>somente as bases liberadas a eles. O cliente consome serviços do plano sem saber</w:t>
+      </w:r>
+    </w:p>
+    <w:p>
+      <w:r>
+        <w:t>qual base realizou a pesquisa.</w:t>
+      </w:r>
+    </w:p>
+    <w:p>
+      <w:r>
+        <w:t>SCR e Veicular têm catálogo e permissões implementados desde já, com a integração</w:t>
+      </w:r>
+    </w:p>
+    <w:p>
+      <w:r>
+        <w:t>externa desativada por feature flag. Nenhuma requisição a API, nem liberação</w:t>
+      </w:r>
+    </w:p>
+    <w:p>
+      <w:r>
+        <w:t>comercial, ocorre antes da homologação jurídica, contratual e técnica. O SCR</w:t>
+      </w:r>
+    </w:p>
+    <w:p>
+      <w:r>
+        <w:t>recebe nome comercial mascarado e depende ainda de autorização expressa</w:t>
+      </w:r>
+    </w:p>
+    <w:p>
+      <w:r>
+        <w:t>verificável para cada consulta.</w:t>
+      </w:r>
+    </w:p>
+    <w:p>
+      <w:pPr>
+        <w:pStyle w:val="Heading3"/>
+      </w:pPr>
+      <w:r>
+        <w:t>Serviços apresentados ao cliente</w:t>
+      </w:r>
+    </w:p>
+    <w:p>
+      <w:r>
+        <w:t>O portal apresenta serviços pelo nome comercial e em botões ou cartões, por</w:t>
+      </w:r>
+    </w:p>
+    <w:p>
+      <w:r>
+        <w:t>exemplo, uma consulta SCR em destaque. Antes da confirmação, o sistema informa o</w:t>
+      </w:r>
+    </w:p>
+    <w:p>
+      <w:r>
+        <w:t>impacto no consumo sem revelar a base subjacente.</w:t>
+      </w:r>
+    </w:p>
+    <w:p>
+      <w:pPr>
+        <w:pStyle w:val="Heading3"/>
+      </w:pPr>
+      <w:r>
+        <w:t>Execução segura</w:t>
+      </w:r>
+    </w:p>
+    <w:p>
+      <w:r>
+        <w:t>Antes de chamar o fornecedor, criar consulta com status processando, cliente,</w:t>
+      </w:r>
+    </w:p>
+    <w:p>
+      <w:r>
+        <w:t>vendedor, operador, origem, serviço, documento, competência, preço e custo.</w:t>
+      </w:r>
+    </w:p>
+    <w:p>
+      <w:pPr>
+        <w:pStyle w:val="ListBullet"/>
+      </w:pPr>
+      <w:r>
+        <w:t>Sucesso: marcar ok, salvar resposta normalizada e contabilizar consumo.</w:t>
+      </w:r>
+    </w:p>
+    <w:p>
+      <w:pPr>
+        <w:pStyle w:val="ListBullet"/>
+      </w:pPr>
+      <w:r>
+        <w:t>Erro: marcar erro, não cobrar o cliente, não gerar comissão e registrar motivo técnico seguro.</w:t>
+      </w:r>
+    </w:p>
+    <w:p>
+      <w:pPr>
+        <w:pStyle w:val="ListBullet"/>
+      </w:pPr>
+      <w:r>
+        <w:t>Queda ou timeout: manter registro rastreável para reconciliação.</w:t>
+      </w:r>
+    </w:p>
+    <w:p>
+      <w:r>
+        <w:t>Se o fornecedor tiver processado uma consulta que falhou antes da resposta final,</w:t>
+      </w:r>
+    </w:p>
+    <w:p>
+      <w:r>
+        <w:t>o custo é absorvido pela Avalia; a empresa cliente não é cobrada.</w:t>
+      </w:r>
+    </w:p>
+    <w:p>
+      <w:r>
+        <w:t>Consultas bem-sucedidas geram relatório visual e imprimível. A resposta bruta é</w:t>
+      </w:r>
+    </w:p>
+    <w:p>
+      <w:r>
+        <w:t>dado sensível e fica no servidor, com acesso restrito e retenção limitada.</w:t>
+      </w:r>
+    </w:p>
+    <w:p>
+      <w:r>
+        <w:t>O cliente sempre consulta terceiros. O relatório deve apresentar aviso de</w:t>
+      </w:r>
+    </w:p>
+    <w:p>
+      <w:r>
+        <w:t>confidencialidade, finalidade permitida, responsabilidade do solicitante e canal</w:t>
+      </w:r>
+    </w:p>
+    <w:p>
+      <w:r>
+        <w:t>para dúvidas. O aviso deve ser claro e informativo, com base legal e documento de</w:t>
+      </w:r>
+    </w:p>
+    <w:p>
+      <w:r>
+        <w:t>autorização vinculados à consulta; não deve simular orientação jurídica.</w:t>
+      </w:r>
+    </w:p>
+    <w:p>
+      <w:pPr>
+        <w:pStyle w:val="Heading3"/>
+      </w:pPr>
+      <w:r>
+        <w:t>Boa Vista/Equifax</w:t>
+      </w:r>
+    </w:p>
+    <w:p>
+      <w:r>
+        <w:t>A integração já mapeada usa OAuth2 client_credentials com Basic Auth e requer os</w:t>
+      </w:r>
+    </w:p>
+    <w:p>
+      <w:r>
+        <w:t>cabeçalhos app e secondaryCode. O caminho conhecido é</w:t>
+      </w:r>
+    </w:p>
+    <w:p>
+      <w:r>
+        <w:t>/business/reporting-orchestrator/v1/consulta. O Orchestrator não está publicado</w:t>
+      </w:r>
+    </w:p>
+    <w:p>
+      <w:r>
+        <w:t>no sandbox; payload e resposta devem ser validados em ambiente de teste homologado.</w:t>
+      </w:r>
+    </w:p>
+    <w:p>
+      <w:r>
+        <w:t>CPF e CNPJ são validados no servidor. O CNPJ alfanumérico segue a RFB 2.229/2024.</w:t>
+      </w:r>
+    </w:p>
+    <w:p>
+      <w:pPr>
+        <w:pStyle w:val="Heading2"/>
+      </w:pPr>
+      <w:r>
+        <w:t>8. Cobrança e Asaas</w:t>
+      </w:r>
+    </w:p>
+    <w:p>
+      <w:r>
+        <w:t>O Asaas será o provedor de cadastro financeiro, cobrança e liquidação.</w:t>
+      </w:r>
+    </w:p>
+    <w:p>
+      <w:pPr>
+        <w:pStyle w:val="Heading3"/>
+      </w:pPr>
+      <w:r>
+        <w:t>Integração</w:t>
+      </w:r>
+    </w:p>
+    <w:p>
+      <w:pPr>
+        <w:pStyle w:val="ListBullet"/>
+      </w:pPr>
+      <w:r>
+        <w:t>Criar e manter um customer do Asaas para cada empresa.</w:t>
+      </w:r>
+    </w:p>
+    <w:p>
+      <w:pPr>
+        <w:pStyle w:val="ListBullet"/>
+      </w:pPr>
+      <w:r>
+        <w:t>Criar cobranças de adesão, recorrência, excedentes e ajustes.</w:t>
+      </w:r>
+    </w:p>
+    <w:p>
+      <w:pPr>
+        <w:pStyle w:val="ListBullet"/>
+      </w:pPr>
+      <w:r>
+        <w:t>Oferecer boleto com QR Code e Pix.</w:t>
+      </w:r>
+    </w:p>
+    <w:p>
+      <w:pPr>
+        <w:pStyle w:val="ListBullet"/>
+      </w:pPr>
+      <w:r>
+        <w:t>Salvar IDs externos, URLs de boleto, linha digitável, QR Code, vencimento,</w:t>
+      </w:r>
+    </w:p>
+    <w:p>
+      <w:r>
+        <w:t>  valor, status e histórico.</w:t>
+      </w:r>
+    </w:p>
+    <w:p>
+      <w:pPr>
+        <w:pStyle w:val="ListBullet"/>
+      </w:pPr>
+      <w:r>
+        <w:t>Permitir ao administrador visualizar, editar, reemitir, cancelar ou baixar</w:t>
+      </w:r>
+    </w:p>
+    <w:p>
+      <w:r>
+        <w:t>  cobranças de acordo com as regras do Asaas.</w:t>
+      </w:r>
+    </w:p>
+    <w:p>
+      <w:pPr>
+        <w:pStyle w:val="Heading3"/>
+      </w:pPr>
+      <w:r>
+        <w:t>Webhooks</w:t>
+      </w:r>
+    </w:p>
+    <w:p>
+      <w:r>
+        <w:t>O endpoint valida segredo ou assinatura, registra evento bruto de forma segura,</w:t>
+      </w:r>
+    </w:p>
+    <w:p>
+      <w:r>
+        <w:t>garante idempotência e processa em fila. Deve cobrir criação, atualização,</w:t>
+      </w:r>
+    </w:p>
+    <w:p>
+      <w:r>
+        <w:t>vencimento, pagamento, atraso, estorno, cancelamento, reembolso e falhas.</w:t>
+      </w:r>
+    </w:p>
+    <w:p>
+      <w:r>
+        <w:t>Um webhook não altera uma fatura diretamente sem correlação pelo ID externo e</w:t>
+      </w:r>
+    </w:p>
+    <w:p>
+      <w:r>
+        <w:t>trilha de auditoria. Falhas devem ser reprocessáveis.</w:t>
+      </w:r>
+    </w:p>
+    <w:p>
+      <w:pPr>
+        <w:pStyle w:val="Heading3"/>
+      </w:pPr>
+      <w:r>
+        <w:t>Fechamento automático</w:t>
+      </w:r>
+    </w:p>
+    <w:p>
+      <w:r>
+        <w:t>Um comando agendado deve:</w:t>
+      </w:r>
+    </w:p>
+    <w:p>
+      <w:pPr>
+        <w:pStyle w:val="ListNumber"/>
+      </w:pPr>
+      <w:r>
+        <w:t>Fechar competências vencidas e congelar preços, consumo, comissão e impostos.</w:t>
+      </w:r>
+    </w:p>
+    <w:p>
+      <w:pPr>
+        <w:pStyle w:val="ListNumber"/>
+      </w:pPr>
+      <w:r>
+        <w:t>Criar ou atualizar a fatura interna.</w:t>
+      </w:r>
+    </w:p>
+    <w:p>
+      <w:pPr>
+        <w:pStyle w:val="ListNumber"/>
+      </w:pPr>
+      <w:r>
+        <w:t>Solicitar a cobrança no Asaas.</w:t>
+      </w:r>
+    </w:p>
+    <w:p>
+      <w:pPr>
+        <w:pStyle w:val="ListNumber"/>
+      </w:pPr>
+      <w:r>
+        <w:t>Enviar aviso ao cliente.</w:t>
+      </w:r>
+    </w:p>
+    <w:p>
+      <w:pPr>
+        <w:pStyle w:val="ListNumber"/>
+      </w:pPr>
+      <w:r>
+        <w:t>Aplicar a política de atraso e suspensão.</w:t>
+      </w:r>
+    </w:p>
+    <w:p>
+      <w:pPr>
+        <w:pStyle w:val="ListNumber"/>
+      </w:pPr>
+      <w:r>
+        <w:t>Abrir a competência seguinte quando houver condição de acesso.</w:t>
+      </w:r>
+    </w:p>
+    <w:p>
+      <w:r>
+        <w:t>O fechamento de mês em andamento exige ação administrativa explícita e auditoria.</w:t>
+      </w:r>
+    </w:p>
+    <w:p>
+      <w:r>
+        <w:t>Toda fatura vence no dia 10, independentemente do dia em que a competência foi</w:t>
+      </w:r>
+    </w:p>
+    <w:p>
+      <w:r>
+        <w:t>fechada ou em que o cliente aderiu. É data de calendário, não contagem a partir</w:t>
+      </w:r>
+    </w:p>
+    <w:p>
+      <w:r>
+        <w:t>do fechamento: o cliente que adere no dia 28 recebe a primeira fatura no</w:t>
+      </w:r>
+    </w:p>
+    <w:p>
+      <w:r>
+        <w:t>vencimento seguinte, com a competência proporcional.</w:t>
+      </w:r>
+    </w:p>
+    <w:p>
+      <w:r>
+        <w:t>A taxa de adesão pode ser parcelada. Cada parcela é uma cobrança própria no</w:t>
+      </w:r>
+    </w:p>
+    <w:p>
+      <w:r>
+        <w:t>Asaas, com o mesmo vencimento dia 10, e o não pagamento de uma parcela segue a</w:t>
+      </w:r>
+    </w:p>
+    <w:p>
+      <w:r>
+        <w:t>mesma política de bloqueio das demais faturas.</w:t>
+      </w:r>
+    </w:p>
+    <w:p>
+      <w:pPr>
+        <w:pStyle w:val="Heading2"/>
+      </w:pPr>
+      <w:r>
+        <w:t>9. Vendedores e carteiras</w:t>
+      </w:r>
+    </w:p>
+    <w:p>
+      <w:r>
+        <w:t>Cada vendedor possui carteira pessoal isolada. O administrador vê todas; o vendedor vê</w:t>
+      </w:r>
+    </w:p>
+    <w:p>
+      <w:r>
+        <w:t>somente clientes, consumo, cobranças permitidas, oportunidades e indicadores da</w:t>
+      </w:r>
+    </w:p>
+    <w:p>
+      <w:r>
+        <w:t>própria carteira.</w:t>
+      </w:r>
+    </w:p>
+    <w:p>
+      <w:r>
+        <w:t>Carteira legada e mailing distribuído ficam fora do escopo. O sistema preserva</w:t>
+      </w:r>
+    </w:p>
+    <w:p>
+      <w:r>
+        <w:t>responsável, histórico de transferências e regras de visibilidade de cada cliente.</w:t>
+      </w:r>
+    </w:p>
+    <w:p>
+      <w:pPr>
+        <w:pStyle w:val="Heading3"/>
+      </w:pPr>
+      <w:r>
+        <w:t>Ganhos do vendedor</w:t>
+      </w:r>
+    </w:p>
+    <w:p>
+      <w:r>
+        <w:t>O painel mostra previsão de comissão, participação na adesão, repasses pagos,</w:t>
+      </w:r>
+    </w:p>
+    <w:p>
+      <w:r>
+        <w:t>pendências e histórico por competência. Comissão e adesão tornam-se elegíveis</w:t>
+      </w:r>
+    </w:p>
+    <w:p>
+      <w:r>
+        <w:t>somente após a liquidação da cobrança correspondente no Asaas.</w:t>
+      </w:r>
+    </w:p>
+    <w:p>
+      <w:pPr>
+        <w:pStyle w:val="Heading3"/>
+      </w:pPr>
+      <w:r>
+        <w:t>Comissão recorrente</w:t>
+      </w:r>
+    </w:p>
+    <w:p>
+      <w:r>
+        <w:t>A alíquota é 10% sobre o consumo realizado no mês, uma só para todos os</w:t>
+      </w:r>
+    </w:p>
+    <w:p>
+      <w:r>
+        <w:t>planos e todas as faixas.</w:t>
+      </w:r>
+    </w:p>
+    <w:p>
+      <w:r>
+        <w:t>A base é o que o cliente efetivamente usou, não a franquia contratada nem o valor</w:t>
+      </w:r>
+    </w:p>
+    <w:p>
+      <w:r>
+        <w:t>da fatura. Isso tem uma consequência que precisa estar clara no treinamento</w:t>
+      </w:r>
+    </w:p>
+    <w:p>
+      <w:r>
+        <w:t>comercial: um cliente com consumo mínimo de R$ 900,00 que consome R$ 300,00 paga</w:t>
+      </w:r>
+    </w:p>
+    <w:p>
+      <w:r>
+        <w:t>R$ 979,90 de fatura e gera R$ 30,00 de comissão, não R$ 97,99. O vendedor ganha</w:t>
+      </w:r>
+    </w:p>
+    <w:p>
+      <w:r>
+        <w:t>sobre uso, e o piso da fatura protege a Avalia, não a comissão.</w:t>
+      </w:r>
+    </w:p>
+    <w:p>
+      <w:r>
+        <w:t>No mês em que houver consumo excedente, a alíquota sobe 10 pontos, para 20%,</w:t>
+      </w:r>
+    </w:p>
+    <w:p>
+      <w:r>
+        <w:t>e essa elevação vale para o plano como um todo naquela competência.</w:t>
+      </w:r>
+    </w:p>
+    <w:p>
+      <w:pPr>
+        <w:pStyle w:val="NoSpacing"/>
+      </w:pPr>
+      <w:r>
+        <w:t>consumo_do_mes  = valor das consultas concluídas com sucesso</w:t>
+      </w:r>
+    </w:p>
+    <w:p>
+      <w:pPr>
+        <w:pStyle w:val="NoSpacing"/>
+      </w:pPr>
+      <w:r>
+        <w:t>houve_excedente = consumo acima da franquia contratada</w:t>
+      </w:r>
+    </w:p>
+    <w:p>
+      <w:pPr>
+        <w:pStyle w:val="NoSpacing"/>
+      </w:pPr>
+      <w:r>
+        <w:t>aliquota        = houve_excedente ? 20% : 10%</w:t>
+      </w:r>
+    </w:p>
+    <w:p>
+      <w:pPr>
+        <w:pStyle w:val="NoSpacing"/>
+      </w:pPr>
+      <w:r>
+        <w:t>comissao        = aliquota × consumo_do_mes</w:t>
+      </w:r>
+    </w:p>
+    <w:p>
+      <w:r>
+        <w:t>Mensalidade e taxa de adesão não entram na base da comissão. Mensalidade e</w:t>
+      </w:r>
+    </w:p>
+    <w:p>
+      <w:r>
+        <w:t>consumo mínimo continuam sendo colunas separadas do plano por causa do cálculo da</w:t>
+      </w:r>
+    </w:p>
+    <w:p>
+      <w:r>
+        <w:t>fatura, não mais por causa da comissão.</w:t>
+      </w:r>
+    </w:p>
+    <w:p>
+      <w:pPr>
+        <w:pStyle w:val="Heading3"/>
+      </w:pPr>
+      <w:r>
+        <w:t>Taxa de adesão</w:t>
+      </w:r>
+    </w:p>
+    <w:p>
+      <w:r>
+        <w:t>O valor é livre: quem define é o vendedor, na proposta. Pode ser parcelada — uma</w:t>
+      </w:r>
+    </w:p>
+    <w:p>
+      <w:r>
+        <w:t>adesão de R$ 12.000,00 em doze parcelas de R$ 1.000,00 é caso previsto — e cada</w:t>
+      </w:r>
+    </w:p>
+    <w:p>
+      <w:r>
+        <w:t>parcela vira uma cobrança própria.</w:t>
+      </w:r>
+    </w:p>
+    <w:p>
+      <w:r>
+        <w:t>O rateio é 50% para o vendedor e 50% para a Avalia, e cada metade só se torna</w:t>
+      </w:r>
+    </w:p>
+    <w:p>
+      <w:r>
+        <w:t>elegível conforme as parcelas forem liquidadas.</w:t>
+      </w:r>
+    </w:p>
+    <w:p>
+      <w:r>
+        <w:t>O vendedor pode isentar a adesão. Isentar significa que ninguém recebe: não é</w:t>
+      </w:r>
+    </w:p>
+    <w:p>
+      <w:r>
+        <w:t>desconto na parte da Avalia, é ausência da cobrança inteira. O valor acordado, ou</w:t>
+      </w:r>
+    </w:p>
+    <w:p>
+      <w:r>
+        <w:t>a isenção, deve constar na proposta e no contrato.</w:t>
+      </w:r>
+    </w:p>
+    <w:p>
+      <w:pPr>
+        <w:pStyle w:val="Heading3"/>
+      </w:pPr>
+      <w:r>
+        <w:t>Vigência</w:t>
+      </w:r>
+    </w:p>
+    <w:p>
+      <w:r>
+        <w:t>A vigência é escolhida pelo vendedor na proposta, entre quatro opções:</w:t>
       </w:r>
     </w:p>
     <w:tbl>
@@ -1841,7 +1868,7 @@
           </w:tcPr>
           <w:p>
             <w:r>
-              <w:t>Entidade</w:t>
+              <w:t>Opção</w:t>
             </w:r>
           </w:p>
         </w:tc>
@@ -1851,187 +1878,79 @@
           </w:tcPr>
           <w:p>
             <w:r>
-              <w:t>Responsabilidade</w:t>
-            </w:r>
-          </w:p>
-        </w:tc>
-      </w:tr>
-      <w:tr>
-        <w:tc>
-          <w:tcPr/>
-          <w:p>
-            <w:r>
-              <w:t>clientes e dados complementares</w:t>
-            </w:r>
-          </w:p>
-        </w:tc>
-        <w:tc>
-          <w:tcPr/>
-          <w:p>
-            <w:r>
-              <w:t>Empresa, contatos, vendedor, situação, vínculo comercial e permissões.</w:t>
-            </w:r>
-          </w:p>
-        </w:tc>
-      </w:tr>
-      <w:tr>
-        <w:tc>
-          <w:tcPr/>
-          <w:p>
-            <w:r>
-              <w:t>planos, precos, servicos e franquias_plano</w:t>
-            </w:r>
-          </w:p>
-        </w:tc>
-        <w:tc>
-          <w:tcPr/>
-          <w:p>
-            <w:r>
-              <w:t>Catálogo, quantidade incluída, regras de consumo e preço.</w:t>
-            </w:r>
-          </w:p>
-        </w:tc>
-      </w:tr>
-      <w:tr>
-        <w:tc>
-          <w:tcPr/>
-          <w:p>
-            <w:r>
-              <w:t>consultas</w:t>
-            </w:r>
-          </w:p>
-        </w:tc>
-        <w:tc>
-          <w:tcPr/>
-          <w:p>
-            <w:r>
-              <w:t>Solicitação, resultado, custo, preço, status, competência e retenção.</w:t>
-            </w:r>
-          </w:p>
-        </w:tc>
-      </w:tr>
-      <w:tr>
-        <w:tc>
-          <w:tcPr/>
-          <w:p>
-            <w:r>
-              <w:t>faturas e itens_fatura</w:t>
-            </w:r>
-          </w:p>
-        </w:tc>
-        <w:tc>
-          <w:tcPr/>
-          <w:p>
-            <w:r>
-              <w:t>Valores congelados, vencimento, situação e composição.</w:t>
-            </w:r>
-          </w:p>
-        </w:tc>
-      </w:tr>
-      <w:tr>
-        <w:tc>
-          <w:tcPr/>
-          <w:p>
-            <w:r>
-              <w:t>cobrancas_asaas e eventos_asaas</w:t>
-            </w:r>
-          </w:p>
-        </w:tc>
-        <w:tc>
-          <w:tcPr/>
-          <w:p>
-            <w:r>
-              <w:t>Correlação externa, histórico e idempotência.</w:t>
-            </w:r>
-          </w:p>
-        </w:tc>
-      </w:tr>
-      <w:tr>
-        <w:tc>
-          <w:tcPr/>
-          <w:p>
-            <w:r>
-              <w:t>comissoes, bonus_cadastro e repasses</w:t>
-            </w:r>
-          </w:p>
-        </w:tc>
-        <w:tc>
-          <w:tcPr/>
-          <w:p>
-            <w:r>
-              <w:t>Apuração após liquidação, descontos, pagamento e documentos fiscais.</w:t>
-            </w:r>
-          </w:p>
-        </w:tc>
-      </w:tr>
-      <w:tr>
-        <w:tc>
-          <w:tcPr/>
-          <w:p>
-            <w:r>
-              <w:t>campanhas e elegibilidade</w:t>
-            </w:r>
-          </w:p>
-        </w:tc>
-        <w:tc>
-          <w:tcPr/>
-          <w:p>
-            <w:r>
-              <w:t>Regras promocionais e histórico de aplicação.</w:t>
-            </w:r>
-          </w:p>
-        </w:tc>
-      </w:tr>
-      <w:tr>
-        <w:tc>
-          <w:tcPr/>
-          <w:p>
-            <w:r>
-              <w:t>documentos e aceites_documento</w:t>
-            </w:r>
-          </w:p>
-        </w:tc>
-        <w:tc>
-          <w:tcPr/>
-          <w:p>
-            <w:r>
-              <w:t>Materiais, versões, acesso e aceite.</w:t>
-            </w:r>
-          </w:p>
-        </w:tc>
-      </w:tr>
-      <w:tr>
-        <w:tc>
-          <w:tcPr/>
-          <w:p>
-            <w:r>
-              <w:t>chamados</w:t>
-            </w:r>
-          </w:p>
-        </w:tc>
-        <w:tc>
-          <w:tcPr/>
-          <w:p>
-            <w:r>
-              <w:t>Evolução opcional do atendimento.</w:t>
-            </w:r>
-          </w:p>
-        </w:tc>
-      </w:tr>
-      <w:tr>
-        <w:tc>
-          <w:tcPr/>
-          <w:p>
-            <w:r>
-              <w:t>auditoria</w:t>
-            </w:r>
-          </w:p>
-        </w:tc>
-        <w:tc>
-          <w:tcPr/>
-          <w:p>
-            <w:r>
-              <w:t>Rastro de ações administrativas e sensíveis.</w:t>
+              <w:t>Efeito</w:t>
+            </w:r>
+          </w:p>
+        </w:tc>
+      </w:tr>
+      <w:tr>
+        <w:tc>
+          <w:tcPr/>
+          <w:p>
+            <w:r>
+              <w:t>Sem vigência</w:t>
+            </w:r>
+          </w:p>
+        </w:tc>
+        <w:tc>
+          <w:tcPr/>
+          <w:p>
+            <w:r>
+              <w:t>Cliente pode encerrar a qualquer momento.</w:t>
+            </w:r>
+          </w:p>
+        </w:tc>
+      </w:tr>
+      <w:tr>
+        <w:tc>
+          <w:tcPr/>
+          <w:p>
+            <w:r>
+              <w:t>12 meses</w:t>
+            </w:r>
+          </w:p>
+        </w:tc>
+        <w:tc>
+          <w:tcPr/>
+          <w:p>
+            <w:r>
+              <w:t>Vigência padrão.</w:t>
+            </w:r>
+          </w:p>
+        </w:tc>
+      </w:tr>
+      <w:tr>
+        <w:tc>
+          <w:tcPr/>
+          <w:p>
+            <w:r>
+              <w:t>24 meses</w:t>
+            </w:r>
+          </w:p>
+        </w:tc>
+        <w:tc>
+          <w:tcPr/>
+          <w:p>
+            <w:r>
+              <w:t>Vigência longa.</w:t>
+            </w:r>
+          </w:p>
+        </w:tc>
+      </w:tr>
+      <w:tr>
+        <w:tc>
+          <w:tcPr/>
+          <w:p>
+            <w:r>
+              <w:t>Carência especial</w:t>
+            </w:r>
+          </w:p>
+        </w:tc>
+        <w:tc>
+          <w:tcPr/>
+          <w:p>
+            <w:r>
+              <w:t>Três meses de acesso liberado para teste, sem vigência; ao fim do período, o contrato passa a valer por 12 ou 24 meses, definidos na assinatura.</w:t>
             </w:r>
           </w:p>
         </w:tc>
@@ -2039,12 +1958,52 @@
     </w:tbl>
     <w:p>
       <w:r>
-        <w:t>Dados pessoais e resultados de crédito exigem menor privilégio, controle de</w:t>
-      </w:r>
-    </w:p>
-    <w:p>
-      <w:r>
-        <w:t>acesso, retenção e criptografia quando aplicável.</w:t>
+        <w:t>A carência especial é período de avaliação da plataforma, não de gratuidade: as</w:t>
+      </w:r>
+    </w:p>
+    <w:p>
+      <w:r>
+        <w:t>regras de cobrança de consumo continuam valendo, o que não corre é o prazo de</w:t>
+      </w:r>
+    </w:p>
+    <w:p>
+      <w:r>
+        <w:t>permanência.</w:t>
+      </w:r>
+    </w:p>
+    <w:p>
+      <w:r>
+        <w:t>Cliente que não pagou não gera comissão; se atrasar, o vendedor aguarda a</w:t>
+      </w:r>
+    </w:p>
+    <w:p>
+      <w:r>
+        <w:t>liquidação e é responsável pelo relacionamento e acompanhamento da cobrança.</w:t>
+      </w:r>
+    </w:p>
+    <w:p>
+      <w:r>
+        <w:t>Enquanto o vendedor for PJ ativo, a venda é recorrente; após seu desligamento, a</w:t>
+      </w:r>
+    </w:p>
+    <w:p>
+      <w:r>
+        <w:t>carteira permanece com a Avalia e não gera novas comissões para ele.</w:t>
+      </w:r>
+    </w:p>
+    <w:p>
+      <w:r>
+        <w:t>A plataforma registra custos fiscais, notas fiscais e taxa administrativa para</w:t>
+      </w:r>
+    </w:p>
+    <w:p>
+      <w:r>
+        <w:t>apuração de repasses. A fórmula de descontos e repasse deve ser configurável,</w:t>
+      </w:r>
+    </w:p>
+    <w:p>
+      <w:r>
+        <w:t>congelada no fechamento e auditada.</w:t>
       </w:r>
     </w:p>
     <w:p>
@@ -2052,7 +2011,91 @@
         <w:pStyle w:val="Heading2"/>
       </w:pPr>
       <w:r>
-        <w:t>14. Segurança, LGPD e auditoria</w:t>
+        <w:t>10. Campanhas sazonais</w:t>
+      </w:r>
+    </w:p>
+    <w:p>
+      <w:r>
+        <w:t>O administrador configura campanhas para clientes específicos ou segmentos. Uma</w:t>
+      </w:r>
+    </w:p>
+    <w:p>
+      <w:r>
+        <w:t>campanha tem nome, período, público elegível, oferta, regras de preço, serviços,</w:t>
+      </w:r>
+    </w:p>
+    <w:p>
+      <w:r>
+        <w:t>limite de uso, prioridade, estado e termo aplicável.</w:t>
+      </w:r>
+    </w:p>
+    <w:p>
+      <w:r>
+        <w:t>O cálculo registra a campanha aplicada a cada venda ou consulta para que</w:t>
+      </w:r>
+    </w:p>
+    <w:p>
+      <w:r>
+        <w:t>alterações futuras não mudem valores históricos.</w:t>
+      </w:r>
+    </w:p>
+    <w:p>
+      <w:pPr>
+        <w:pStyle w:val="Heading2"/>
+      </w:pPr>
+      <w:r>
+        <w:t>11. Atendimento e documentos</w:t>
+      </w:r>
+    </w:p>
+    <w:p>
+      <w:pPr>
+        <w:pStyle w:val="Heading3"/>
+      </w:pPr>
+      <w:r>
+        <w:t>Atendimento</w:t>
+      </w:r>
+    </w:p>
+    <w:p>
+      <w:r>
+        <w:t>O portal do cliente oferece acesso direto ao SAC pelo WhatsApp +55 34 99117-6599.</w:t>
+      </w:r>
+    </w:p>
+    <w:p>
+      <w:r>
+        <w:t>O link abre conversa com mensagem contextual contendo, quando aplicável,</w:t>
+      </w:r>
+    </w:p>
+    <w:p>
+      <w:r>
+        <w:t>identificador da empresa, fatura ou consulta. Não enviar dados pessoais ou</w:t>
+      </w:r>
+    </w:p>
+    <w:p>
+      <w:r>
+        <w:t>resultado de crédito na URL.</w:t>
+      </w:r>
+    </w:p>
+    <w:p>
+      <w:r>
+        <w:t>Posteriormente, chamados internos podem incluir status, responsável, prazo e</w:t>
+      </w:r>
+    </w:p>
+    <w:p>
+      <w:r>
+        <w:t>histórico, sem substituir o canal principal.</w:t>
+      </w:r>
+    </w:p>
+    <w:p>
+      <w:pPr>
+        <w:pStyle w:val="Heading3"/>
+      </w:pPr>
+      <w:r>
+        <w:t>Base de implementação</w:t>
+      </w:r>
+    </w:p>
+    <w:p>
+      <w:r>
+        <w:t>Uma seção administrativa disponibiliza versões controladas de PDFs:</w:t>
       </w:r>
     </w:p>
     <w:p>
@@ -2060,7 +2103,7 @@
         <w:pStyle w:val="ListBullet"/>
       </w:pPr>
       <w:r>
-        <w:t>Senhas usam hashing do Laravel; sessões são regeneradas e revogáveis por sessao_versao.</w:t>
+        <w:t>contratos de cliente;</w:t>
       </w:r>
     </w:p>
     <w:p>
@@ -2068,7 +2111,7 @@
         <w:pStyle w:val="ListBullet"/>
       </w:pPr>
       <w:r>
-        <w:t>Limitar login por conta e IP com bloqueio progressivo.</w:t>
+        <w:t>termos de aceite;</w:t>
       </w:r>
     </w:p>
     <w:p>
@@ -2076,7 +2119,7 @@
         <w:pStyle w:val="ListBullet"/>
       </w:pPr>
       <w:r>
-        <w:t>Nunca registrar senhas, tokens, autorizações, cookies ou chaves de API em log.</w:t>
+        <w:t>termo de confidencialidade;</w:t>
       </w:r>
     </w:p>
     <w:p>
@@ -2084,7 +2127,7 @@
         <w:pStyle w:val="ListBullet"/>
       </w:pPr>
       <w:r>
-        <w:t>Separar segredos por ambiente e validar configuração insegura no deploy.</w:t>
+        <w:t>termo de conduta ética corporativa e anticorrupção;</w:t>
       </w:r>
     </w:p>
     <w:p>
@@ -2092,7 +2135,7 @@
         <w:pStyle w:val="ListBullet"/>
       </w:pPr>
       <w:r>
-        <w:t>Expurgar resposta de bureau conforme a retenção da seção 5, preservando metadados fiscais e auditoria.</w:t>
+        <w:t>orientações de LGPD;</w:t>
       </w:r>
     </w:p>
     <w:p>
@@ -2100,7 +2143,7 @@
         <w:pStyle w:val="ListBullet"/>
       </w:pPr>
       <w:r>
-        <w:t>Cada consulta deve ter finalidade e responsável rastreáveis.</w:t>
+        <w:t>POP de emissão de nota fiscal para vendedor PJ;</w:t>
       </w:r>
     </w:p>
     <w:p>
@@ -2108,7 +2151,32 @@
         <w:pStyle w:val="ListBullet"/>
       </w:pPr>
       <w:r>
-        <w:t>Auditoria não pode impedir a operação principal caso a gravação falhe.</w:t>
+        <w:t>POP de faturamento de parceiros.</w:t>
+      </w:r>
+    </w:p>
+    <w:p>
+      <w:r>
+        <w:t>Os arquivos possuem versão, categoria, vigência, público, status e trilha de</w:t>
+      </w:r>
+    </w:p>
+    <w:p>
+      <w:r>
+        <w:t>aceite ou download. O administrador define os acessos. Contratos gerados</w:t>
+      </w:r>
+    </w:p>
+    <w:p>
+      <w:r>
+        <w:t>registram a versão usada e os valores comerciais congelados. Nesta fase,</w:t>
+      </w:r>
+    </w:p>
+    <w:p>
+      <w:r>
+        <w:t>documentos são disponibilizados para download e aceite; assinatura eletrônica</w:t>
+      </w:r>
+    </w:p>
+    <w:p>
+      <w:r>
+        <w:t>integrada fica fora do escopo inicial.</w:t>
       </w:r>
     </w:p>
     <w:p>
@@ -2116,7 +2184,7 @@
         <w:pStyle w:val="Heading2"/>
       </w:pPr>
       <w:r>
-        <w:t>15. Entrega por fases</w:t>
+        <w:t>12. Painéis e BI</w:t>
       </w:r>
     </w:p>
     <w:tbl>
@@ -2130,7 +2198,7 @@
           </w:tcPr>
           <w:p>
             <w:r>
-              <w:t>Fase</w:t>
+              <w:t>Painel</w:t>
             </w:r>
           </w:p>
         </w:tc>
@@ -2140,6 +2208,394 @@
           </w:tcPr>
           <w:p>
             <w:r>
+              <w:t>Conteúdo</w:t>
+            </w:r>
+          </w:p>
+        </w:tc>
+      </w:tr>
+      <w:tr>
+        <w:tc>
+          <w:tcPr/>
+          <w:p>
+            <w:r>
+              <w:t>Administração</w:t>
+            </w:r>
+          </w:p>
+        </w:tc>
+        <w:tc>
+          <w:tcPr/>
+          <w:p>
+            <w:r>
+              <w:t>Consumo por cliente, vendedor, base, serviço e competência; faturamento previsto e realizado; inadimplência; margem; comissões; campanhas; cobranças Asaas e integrações pendentes.</w:t>
+            </w:r>
+          </w:p>
+        </w:tc>
+      </w:tr>
+      <w:tr>
+        <w:tc>
+          <w:tcPr/>
+          <w:p>
+            <w:r>
+              <w:t>Vendedor</w:t>
+            </w:r>
+          </w:p>
+        </w:tc>
+        <w:tc>
+          <w:tcPr/>
+          <w:p>
+            <w:r>
+              <w:t>Carteira, consumo de clientes, previsão de ganhos, participação na adesão, situação de pagamento, metas, campanhas e bases liberadas.</w:t>
+            </w:r>
+          </w:p>
+        </w:tc>
+      </w:tr>
+      <w:tr>
+        <w:tc>
+          <w:tcPr/>
+          <w:p>
+            <w:r>
+              <w:t>Cliente</w:t>
+            </w:r>
+          </w:p>
+        </w:tc>
+        <w:tc>
+          <w:tcPr/>
+          <w:p>
+            <w:r>
+              <w:t>Plano, consumo, franquia, consultas disponíveis, excedentes, serviços, faturas e atendimento.</w:t>
+            </w:r>
+          </w:p>
+        </w:tc>
+      </w:tr>
+    </w:tbl>
+    <w:p>
+      <w:r>
+        <w:t>As métricas possuem filtros por período, vendedor, cliente, serviço, base,</w:t>
+      </w:r>
+    </w:p>
+    <w:p>
+      <w:r>
+        <w:t>campanha e situação financeira, sempre respeitando permissões.</w:t>
+      </w:r>
+    </w:p>
+    <w:p>
+      <w:pPr>
+        <w:pStyle w:val="Heading2"/>
+      </w:pPr>
+      <w:r>
+        <w:t>13. Dados e entidades</w:t>
+      </w:r>
+    </w:p>
+    <w:tbl>
+      <w:tblPr>
+        <w:tblStyle w:val="TableGrid"/>
+      </w:tblPr>
+      <w:tr>
+        <w:tc>
+          <w:tcPr>
+            <w:shd w:fill="D9EAF7"/>
+          </w:tcPr>
+          <w:p>
+            <w:r>
+              <w:t>Entidade</w:t>
+            </w:r>
+          </w:p>
+        </w:tc>
+        <w:tc>
+          <w:tcPr>
+            <w:shd w:fill="D9EAF7"/>
+          </w:tcPr>
+          <w:p>
+            <w:r>
+              <w:t>Responsabilidade</w:t>
+            </w:r>
+          </w:p>
+        </w:tc>
+      </w:tr>
+      <w:tr>
+        <w:tc>
+          <w:tcPr/>
+          <w:p>
+            <w:r>
+              <w:t>clientes e dados complementares</w:t>
+            </w:r>
+          </w:p>
+        </w:tc>
+        <w:tc>
+          <w:tcPr/>
+          <w:p>
+            <w:r>
+              <w:t>Empresa, contatos, vendedor, situação, vínculo comercial e permissões.</w:t>
+            </w:r>
+          </w:p>
+        </w:tc>
+      </w:tr>
+      <w:tr>
+        <w:tc>
+          <w:tcPr/>
+          <w:p>
+            <w:r>
+              <w:t>planos, precos, servicos e franquias_plano</w:t>
+            </w:r>
+          </w:p>
+        </w:tc>
+        <w:tc>
+          <w:tcPr/>
+          <w:p>
+            <w:r>
+              <w:t>Catálogo, quantidade incluída, regras de consumo e preço.</w:t>
+            </w:r>
+          </w:p>
+        </w:tc>
+      </w:tr>
+      <w:tr>
+        <w:tc>
+          <w:tcPr/>
+          <w:p>
+            <w:r>
+              <w:t>consultas</w:t>
+            </w:r>
+          </w:p>
+        </w:tc>
+        <w:tc>
+          <w:tcPr/>
+          <w:p>
+            <w:r>
+              <w:t>Solicitação, resultado, custo, preço, status, competência e retenção.</w:t>
+            </w:r>
+          </w:p>
+        </w:tc>
+      </w:tr>
+      <w:tr>
+        <w:tc>
+          <w:tcPr/>
+          <w:p>
+            <w:r>
+              <w:t>faturas e itens_fatura</w:t>
+            </w:r>
+          </w:p>
+        </w:tc>
+        <w:tc>
+          <w:tcPr/>
+          <w:p>
+            <w:r>
+              <w:t>Valores congelados, vencimento, situação e composição.</w:t>
+            </w:r>
+          </w:p>
+        </w:tc>
+      </w:tr>
+      <w:tr>
+        <w:tc>
+          <w:tcPr/>
+          <w:p>
+            <w:r>
+              <w:t>cobrancas_asaas e eventos_asaas</w:t>
+            </w:r>
+          </w:p>
+        </w:tc>
+        <w:tc>
+          <w:tcPr/>
+          <w:p>
+            <w:r>
+              <w:t>Correlação externa, histórico e idempotência.</w:t>
+            </w:r>
+          </w:p>
+        </w:tc>
+      </w:tr>
+      <w:tr>
+        <w:tc>
+          <w:tcPr/>
+          <w:p>
+            <w:r>
+              <w:t>comissoes, bonus_cadastro e repasses</w:t>
+            </w:r>
+          </w:p>
+        </w:tc>
+        <w:tc>
+          <w:tcPr/>
+          <w:p>
+            <w:r>
+              <w:t>Apuração após liquidação, descontos, pagamento e documentos fiscais.</w:t>
+            </w:r>
+          </w:p>
+        </w:tc>
+      </w:tr>
+      <w:tr>
+        <w:tc>
+          <w:tcPr/>
+          <w:p>
+            <w:r>
+              <w:t>campanhas e elegibilidade</w:t>
+            </w:r>
+          </w:p>
+        </w:tc>
+        <w:tc>
+          <w:tcPr/>
+          <w:p>
+            <w:r>
+              <w:t>Regras promocionais e histórico de aplicação.</w:t>
+            </w:r>
+          </w:p>
+        </w:tc>
+      </w:tr>
+      <w:tr>
+        <w:tc>
+          <w:tcPr/>
+          <w:p>
+            <w:r>
+              <w:t>documentos e aceites_documento</w:t>
+            </w:r>
+          </w:p>
+        </w:tc>
+        <w:tc>
+          <w:tcPr/>
+          <w:p>
+            <w:r>
+              <w:t>Materiais, versões, acesso e aceite.</w:t>
+            </w:r>
+          </w:p>
+        </w:tc>
+      </w:tr>
+      <w:tr>
+        <w:tc>
+          <w:tcPr/>
+          <w:p>
+            <w:r>
+              <w:t>chamados</w:t>
+            </w:r>
+          </w:p>
+        </w:tc>
+        <w:tc>
+          <w:tcPr/>
+          <w:p>
+            <w:r>
+              <w:t>Evolução opcional do atendimento.</w:t>
+            </w:r>
+          </w:p>
+        </w:tc>
+      </w:tr>
+      <w:tr>
+        <w:tc>
+          <w:tcPr/>
+          <w:p>
+            <w:r>
+              <w:t>auditoria</w:t>
+            </w:r>
+          </w:p>
+        </w:tc>
+        <w:tc>
+          <w:tcPr/>
+          <w:p>
+            <w:r>
+              <w:t>Rastro de ações administrativas e sensíveis.</w:t>
+            </w:r>
+          </w:p>
+        </w:tc>
+      </w:tr>
+    </w:tbl>
+    <w:p>
+      <w:r>
+        <w:t>Dados pessoais e resultados de crédito exigem menor privilégio, controle de</w:t>
+      </w:r>
+    </w:p>
+    <w:p>
+      <w:r>
+        <w:t>acesso, retenção e criptografia quando aplicável.</w:t>
+      </w:r>
+    </w:p>
+    <w:p>
+      <w:pPr>
+        <w:pStyle w:val="Heading2"/>
+      </w:pPr>
+      <w:r>
+        <w:t>14. Segurança, LGPD e auditoria</w:t>
+      </w:r>
+    </w:p>
+    <w:p>
+      <w:pPr>
+        <w:pStyle w:val="ListBullet"/>
+      </w:pPr>
+      <w:r>
+        <w:t>Senhas usam hashing do Laravel; sessões são regeneradas e revogáveis por sessao_versao.</w:t>
+      </w:r>
+    </w:p>
+    <w:p>
+      <w:pPr>
+        <w:pStyle w:val="ListBullet"/>
+      </w:pPr>
+      <w:r>
+        <w:t>Limitar login por conta e IP com bloqueio progressivo.</w:t>
+      </w:r>
+    </w:p>
+    <w:p>
+      <w:pPr>
+        <w:pStyle w:val="ListBullet"/>
+      </w:pPr>
+      <w:r>
+        <w:t>Nunca registrar senhas, tokens, autorizações, cookies ou chaves de API em log.</w:t>
+      </w:r>
+    </w:p>
+    <w:p>
+      <w:pPr>
+        <w:pStyle w:val="ListBullet"/>
+      </w:pPr>
+      <w:r>
+        <w:t>Separar segredos por ambiente e validar configuração insegura no deploy.</w:t>
+      </w:r>
+    </w:p>
+    <w:p>
+      <w:pPr>
+        <w:pStyle w:val="ListBullet"/>
+      </w:pPr>
+      <w:r>
+        <w:t>Expurgar resposta de bureau conforme a retenção da seção 5, preservando metadados fiscais e auditoria.</w:t>
+      </w:r>
+    </w:p>
+    <w:p>
+      <w:pPr>
+        <w:pStyle w:val="ListBullet"/>
+      </w:pPr>
+      <w:r>
+        <w:t>Cada consulta deve ter finalidade e responsável rastreáveis.</w:t>
+      </w:r>
+    </w:p>
+    <w:p>
+      <w:pPr>
+        <w:pStyle w:val="ListBullet"/>
+      </w:pPr>
+      <w:r>
+        <w:t>Auditoria não pode impedir a operação principal caso a gravação falhe.</w:t>
+      </w:r>
+    </w:p>
+    <w:p>
+      <w:pPr>
+        <w:pStyle w:val="Heading2"/>
+      </w:pPr>
+      <w:r>
+        <w:t>15. Entrega por fases</w:t>
+      </w:r>
+    </w:p>
+    <w:tbl>
+      <w:tblPr>
+        <w:tblStyle w:val="TableGrid"/>
+      </w:tblPr>
+      <w:tr>
+        <w:tc>
+          <w:tcPr>
+            <w:shd w:fill="D9EAF7"/>
+          </w:tcPr>
+          <w:p>
+            <w:r>
+              <w:t>Fase</w:t>
+            </w:r>
+          </w:p>
+        </w:tc>
+        <w:tc>
+          <w:tcPr>
+            <w:shd w:fill="D9EAF7"/>
+          </w:tcPr>
+          <w:p>
+            <w:r>
               <w:t>Escopo</w:t>
             </w:r>
           </w:p>
@@ -2212,7 +2668,7 @@
           <w:tcPr/>
           <w:p>
             <w:r>
-              <w:t>Carteiras, taxa de cadastro, comissões, bônus, repasses e campanhas.</w:t>
+              <w:t>Carteiras, taxa de adesão, comissões, repasses e campanhas.</w:t>
             </w:r>
           </w:p>
         </w:tc>
@@ -2259,6 +2715,83 @@
         <w:pStyle w:val="ListBullet"/>
       </w:pPr>
       <w:r>
+        <w:t>Confirmar o adicional de excedente. A regra escrita é: houve excedente no</w:t>
+      </w:r>
+    </w:p>
+    <w:p>
+      <w:r>
+        <w:t>  mês, a alíquota do mês inteiro vai a 20%. A leitura alternativa seria aplicar</w:t>
+      </w:r>
+    </w:p>
+    <w:p>
+      <w:r>
+        <w:t>  20% só sobre a parcela excedente e 10% sobre o resto. A diferença é grande e</w:t>
+      </w:r>
+    </w:p>
+    <w:p>
+      <w:r>
+        <w:t>  muda o incentivo do vendedor.</w:t>
+      </w:r>
+    </w:p>
+    <w:p>
+      <w:pPr>
+        <w:pStyle w:val="ListBullet"/>
+      </w:pPr>
+      <w:r>
+        <w:t>Confirmar a base da comissão. Está escrito consumo realizado. Cliente que</w:t>
+      </w:r>
+    </w:p>
+    <w:p>
+      <w:r>
+        <w:t>  paga o mínimo sem usar gera comissão menor que o valor da fatura — confirmar se</w:t>
+      </w:r>
+    </w:p>
+    <w:p>
+      <w:r>
+        <w:t>  é isso mesmo ou se a base deve ser o valor faturado de consumo.</w:t>
+      </w:r>
+    </w:p>
+    <w:p>
+      <w:pPr>
+        <w:pStyle w:val="ListBullet"/>
+      </w:pPr>
+      <w:r>
+        <w:t>Confirmar a alíquota de imposto. Os 27% são estimativa. Os 6% citados</w:t>
+      </w:r>
+    </w:p>
+    <w:p>
+      <w:r>
+        <w:t>  correspondem ao ISS de serviço em muitos municípios, que é só uma parte da</w:t>
+      </w:r>
+    </w:p>
+    <w:p>
+      <w:r>
+        <w:t>  carga; PIS, COFINS e tributo sobre o lucro dependem do regime. Precisa de</w:t>
+      </w:r>
+    </w:p>
+    <w:p>
+      <w:r>
+        <w:t>  fechamento contábil antes de virar cálculo de margem.</w:t>
+      </w:r>
+    </w:p>
+    <w:p>
+      <w:pPr>
+        <w:pStyle w:val="ListBullet"/>
+      </w:pPr>
+      <w:r>
+        <w:t>Cadastrar o custo do fornecedor por serviço e faixa: hoje está vazio, e sem ele</w:t>
+      </w:r>
+    </w:p>
+    <w:p>
+      <w:r>
+        <w:t>  não há margem, piso de preço nem comissão líquida.</w:t>
+      </w:r>
+    </w:p>
+    <w:p>
+      <w:pPr>
+        <w:pStyle w:val="ListBullet"/>
+      </w:pPr>
+      <w:r>
         <w:t>Homologar comercialmente os preços dos anexos A e B e a margem sobre o custo do fornecedor.</w:t>
       </w:r>
     </w:p>
@@ -2283,7 +2816,7 @@
         <w:pStyle w:val="ListBullet"/>
       </w:pPr>
       <w:r>
-        <w:t>Formalizar fórmulas de comissão, imposto, taxa administrativa e repasse.</w:t>
+        <w:t>Formalizar fórmulas de imposto, taxa administrativa e repasse.</w:t>
       </w:r>
     </w:p>
     <w:p>

--- a/docs/PDD-Avalia.docx
+++ b/docs/PDD-Avalia.docx
@@ -746,6 +746,83 @@
       </w:r>
     </w:p>
     <w:p>
+      <w:pPr>
+        <w:pStyle w:val="Heading3"/>
+      </w:pPr>
+      <w:r>
+        <w:t>Margem e piso de preço</w:t>
+      </w:r>
+    </w:p>
+    <w:p>
+      <w:r>
+        <w:t>A administração vê a mesma matriz do catálogo sob três visões: preço de venda,</w:t>
+      </w:r>
+    </w:p>
+    <w:p>
+      <w:r>
+        <w:t>custo do fornecedor e margem. As duas últimas são internas e ficam atrás da mesma</w:t>
+      </w:r>
+    </w:p>
+    <w:p>
+      <w:r>
+        <w:t>restrição de acesso do catálogo — vendedor não entra.</w:t>
+      </w:r>
+    </w:p>
+    <w:p>
+      <w:pPr>
+        <w:pStyle w:val="NoSpacing"/>
+      </w:pPr>
+      <w:r>
+        <w:t>imposto = preço de venda × alíquota</w:t>
+      </w:r>
+    </w:p>
+    <w:p>
+      <w:pPr>
+        <w:pStyle w:val="NoSpacing"/>
+      </w:pPr>
+      <w:r>
+        <w:t>margem  = preço de venda − custo do fornecedor − imposto</w:t>
+      </w:r>
+    </w:p>
+    <w:p>
+      <w:pPr>
+        <w:pStyle w:val="NoSpacing"/>
+      </w:pPr>
+      <w:r>
+        <w:t>piso    = menor preço de venda cuja margem ainda não é negativa</w:t>
+      </w:r>
+    </w:p>
+    <w:p>
+      <w:r>
+        <w:t>O piso não é cadastrado, é calculado: abaixo dele a venda não paga fornecedor e</w:t>
+      </w:r>
+    </w:p>
+    <w:p>
+      <w:r>
+        <w:t>imposto. A tela marca em vermelho toda célula vendida abaixo do piso.</w:t>
+      </w:r>
+    </w:p>
+    <w:p>
+      <w:r>
+        <w:t>Custo em branco significa custo ainda não cadastrado, e é diferente de custo</w:t>
+      </w:r>
+    </w:p>
+    <w:p>
+      <w:r>
+        <w:t>zero: sem o dado, a plataforma não exibe margem nem piso em vez de exibir um</w:t>
+      </w:r>
+    </w:p>
+    <w:p>
+      <w:r>
+        <w:t>número inventado. A alíquota de imposto vive no catálogo, não no código, porque</w:t>
+      </w:r>
+    </w:p>
+    <w:p>
+      <w:r>
+        <w:t>muda com o regime tributário e precisa de rastro.</w:t>
+      </w:r>
+    </w:p>
+    <w:p>
       <w:r>
         <w:t>Cada serviço do catálogo tem código, descrição, preço de venda por faixa, custo</w:t>
       </w:r>
@@ -2779,12 +2856,17 @@
         <w:pStyle w:val="ListBullet"/>
       </w:pPr>
       <w:r>
-        <w:t>Cadastrar o custo do fornecedor por serviço e faixa: hoje está vazio, e sem ele</w:t>
-      </w:r>
-    </w:p>
-    <w:p>
-      <w:r>
-        <w:t>  não há margem, piso de preço nem comissão líquida.</w:t>
+        <w:t>Cadastrar o custo do fornecedor por serviço e faixa. A tela já existe; o dado é</w:t>
+      </w:r>
+    </w:p>
+    <w:p>
+      <w:r>
+        <w:t>  que ainda não foi levantado. Sem ele não há margem nem piso de preço, e as 301</w:t>
+      </w:r>
+    </w:p>
+    <w:p>
+      <w:r>
+        <w:t>  linhas aparecem como custo não cadastrado.</w:t>
       </w:r>
     </w:p>
     <w:p>

--- a/docs/PDD-Avalia.docx
+++ b/docs/PDD-Avalia.docx
@@ -2990,22 +2990,56 @@
     </w:p>
     <w:p>
       <w:r>
-        <w:t>As telas de catálogo (/catalogo, restritas a administração) listam as versões,</w:t>
-      </w:r>
-    </w:p>
-    <w:p>
-      <w:r>
-        <w:t>mostram a matriz de preços por faixa, ativam uma versão em rascunho e cadastram</w:t>
-      </w:r>
-    </w:p>
-    <w:p>
-      <w:r>
-        <w:t>planos com a franquia de cada serviço. Falta a tela de reajuste: hoje duplicar()</w:t>
-      </w:r>
-    </w:p>
-    <w:p>
-      <w:r>
-        <w:t>e a edição de preço de um rascunho só existem no model.</w:t>
+        <w:t>As telas de catálogo (/catalogo, restritas a administração) têm três abas:</w:t>
+      </w:r>
+    </w:p>
+    <w:p>
+      <w:pPr>
+        <w:pStyle w:val="ListBullet"/>
+      </w:pPr>
+      <w:r>
+        <w:t>Planos — cadastro de plano, faixa contratada e franquia por serviço;</w:t>
+      </w:r>
+    </w:p>
+    <w:p>
+      <w:pPr>
+        <w:pStyle w:val="ListBullet"/>
+      </w:pPr>
+      <w:r>
+        <w:t>Catálogo — a matriz de preços por faixa, em três visões (venda, custo e</w:t>
+      </w:r>
+    </w:p>
+    <w:p>
+      <w:r>
+        <w:t>  margem), com edição direta, reajuste percentual e alíquota de imposto;</w:t>
+      </w:r>
+    </w:p>
+    <w:p>
+      <w:pPr>
+        <w:pStyle w:val="ListBullet"/>
+      </w:pPr>
+      <w:r>
+        <w:t>Serviços — cadastro, renomeação, categoria, ativação e trava de liberação</w:t>
+      </w:r>
+    </w:p>
+    <w:p>
+      <w:r>
+        <w:t>  jurídica.</w:t>
+      </w:r>
+    </w:p>
+    <w:p>
+      <w:r>
+        <w:t>Serviço não é excluído, apenas desativado: franquia de plano, consulta e fatura</w:t>
+      </w:r>
+    </w:p>
+    <w:p>
+      <w:r>
+        <w:t>apontam para ele, e apagar levaria a franquia junto por cascata e deixaria</w:t>
+      </w:r>
+    </w:p>
+    <w:p>
+      <w:r>
+        <w:t>histórico órfão. O código do serviço é imutável depois da criação.</w:t>
       </w:r>
     </w:p>
     <w:p>

--- a/docs/PDD-Avalia.docx
+++ b/docs/PDD-Avalia.docx
@@ -1351,27 +1351,52 @@
     </w:p>
     <w:p>
       <w:r>
-        <w:t>SCR e Veicular têm catálogo e permissões implementados desde já, com a integração</w:t>
-      </w:r>
-    </w:p>
-    <w:p>
-      <w:r>
-        <w:t>externa desativada por feature flag. Nenhuma requisição a API, nem liberação</w:t>
-      </w:r>
-    </w:p>
-    <w:p>
-      <w:r>
-        <w:t>comercial, ocorre antes da homologação jurídica, contratual e técnica. O SCR</w:t>
-      </w:r>
-    </w:p>
-    <w:p>
-      <w:r>
-        <w:t>recebe nome comercial mascarado e depende ainda de autorização expressa</w:t>
-      </w:r>
-    </w:p>
-    <w:p>
-      <w:r>
-        <w:t>verificável para cada consulta.</w:t>
+        <w:t>SCR e Veicular têm catálogo e permissões implementados desde já. A trava por</w:t>
+      </w:r>
+    </w:p>
+    <w:p>
+      <w:r>
+        <w:t>serviço é operada na tela de Serviços: enquanto marcada, o serviço aparece no</w:t>
+      </w:r>
+    </w:p>
+    <w:p>
+      <w:r>
+        <w:t>catálogo e pode ser precificado, mas não entra em plano nenhum.</w:t>
+      </w:r>
+    </w:p>
+    <w:p>
+      <w:r>
+        <w:t>Os serviços de SCR foram liberados dessa trava por decisão comercial. Isso os</w:t>
+      </w:r>
+    </w:p>
+    <w:p>
+      <w:r>
+        <w:t>torna vendáveis no catálogo; não os torna consultáveis, porque o conector</w:t>
+      </w:r>
+    </w:p>
+    <w:p>
+      <w:r>
+        <w:t>ainda não existe. A homologação jurídica, contratual e técnica continua sendo</w:t>
+      </w:r>
+    </w:p>
+    <w:p>
+      <w:r>
+        <w:t>pré-requisito da integração, e o SCR depende de autorização expressa verificável</w:t>
+      </w:r>
+    </w:p>
+    <w:p>
+      <w:r>
+        <w:t>para cada consulta. Quando o módulo Consultas for construído, essa verificação</w:t>
+      </w:r>
+    </w:p>
+    <w:p>
+      <w:r>
+        <w:t>precisa existir no próprio conector — a trava do catálogo não a substitui.</w:t>
+      </w:r>
+    </w:p>
+    <w:p>
+      <w:r>
+        <w:t>O SCR recebe nome comercial mascarado.</w:t>
       </w:r>
     </w:p>
     <w:p>

--- a/docs/PDD-Avalia.docx
+++ b/docs/PDD-Avalia.docx
@@ -4944,7 +4944,7 @@
     </w:p>
     <w:p>
       <w:r>
-        <w:t>endereços, telefones e pessoas de contato.</w:t>
+        <w:t>endereços, telefones, pessoas de contato, cartórios e Bacen direto.</w:t>
       </w:r>
     </w:p>
     <w:p>

--- a/docs/PDD-Avalia.docx
+++ b/docs/PDD-Avalia.docx
@@ -7,7 +7,7 @@
         <w:pStyle w:val="Heading1"/>
       </w:pPr>
       <w:r>
-        <w:t>Documento de Produto — Avalia</w:t>
+        <w:t>Documento de Produto: Avalia</w:t>
       </w:r>
     </w:p>
     <w:p>
@@ -305,7 +305,7 @@
     </w:p>
     <w:p>
       <w:r>
-        <w:t>no catálogo versionado — nunca no código.</w:t>
+        <w:t>no catálogo versionado, nunca no código.</w:t>
       </w:r>
     </w:p>
     <w:tbl>
@@ -765,7 +765,7 @@
     </w:p>
     <w:p>
       <w:r>
-        <w:t>restrição de acesso do catálogo — vendedor não entra.</w:t>
+        <w:t>restrição de acesso do catálogo: vendedor não entra.</w:t>
       </w:r>
     </w:p>
     <w:p>
@@ -1391,7 +1391,7 @@
     </w:p>
     <w:p>
       <w:r>
-        <w:t>precisa existir no próprio conector — a trava do catálogo não a substitui.</w:t>
+        <w:t>precisa existir no próprio conector, porque a trava do catálogo não a substitui.</w:t>
       </w:r>
     </w:p>
     <w:p>
@@ -1908,12 +1908,12 @@
     </w:p>
     <w:p>
       <w:r>
-        <w:t>O valor é livre: quem define é o vendedor, na proposta. Pode ser parcelada — uma</w:t>
-      </w:r>
-    </w:p>
-    <w:p>
-      <w:r>
-        <w:t>adesão de R$ 12.000,00 em doze parcelas de R$ 1.000,00 é caso previsto — e cada</w:t>
+        <w:t>O valor é livre: quem define é o vendedor, na proposta. Pode ser parcelada, e</w:t>
+      </w:r>
+    </w:p>
+    <w:p>
+      <w:r>
+        <w:t>uma adesão de R$ 12.000,00 em doze parcelas de R$ 1.000,00 é caso previsto. Cada</w:t>
       </w:r>
     </w:p>
     <w:p>
@@ -2845,7 +2845,7 @@
     </w:p>
     <w:p>
       <w:r>
-        <w:t>  paga o mínimo sem usar gera comissão menor que o valor da fatura — confirmar se</w:t>
+        <w:t>  paga o mínimo sem usar gera comissão menor que o valor da fatura. Confirmar se</w:t>
       </w:r>
     </w:p>
     <w:p>
@@ -3010,7 +3010,7 @@
     </w:p>
     <w:p>
       <w:r>
-        <w:t>Ativar a versão é ação administrativa consciente — o seeder nunca ativa.</w:t>
+        <w:t>Ativar a versão é ação administrativa consciente: o seeder nunca ativa.</w:t>
       </w:r>
     </w:p>
     <w:p>
@@ -3023,7 +3023,7 @@
         <w:pStyle w:val="ListBullet"/>
       </w:pPr>
       <w:r>
-        <w:t>Planos — cadastro de plano, faixa contratada e franquia por serviço;</w:t>
+        <w:t>Planos: cadastro de plano, faixa contratada e franquia por serviço;</w:t>
       </w:r>
     </w:p>
     <w:p>
@@ -3031,7 +3031,7 @@
         <w:pStyle w:val="ListBullet"/>
       </w:pPr>
       <w:r>
-        <w:t>Catálogo — a matriz de preços por faixa, em três visões (venda, custo e</w:t>
+        <w:t>Catálogo: a matriz de preços por faixa, em três visões (venda, custo e</w:t>
       </w:r>
     </w:p>
     <w:p>
@@ -3044,7 +3044,7 @@
         <w:pStyle w:val="ListBullet"/>
       </w:pPr>
       <w:r>
-        <w:t>Serviços — cadastro, renomeação, categoria, ativação e trava de liberação</w:t>
+        <w:t>Serviços: cadastro, renomeação, categoria, ativação e trava de liberação</w:t>
       </w:r>
     </w:p>
     <w:p>
@@ -3102,7 +3102,7 @@
         <w:pStyle w:val="Heading2"/>
       </w:pPr>
       <w:r>
-        <w:t>Anexo A — Preços de referência: crédito</w:t>
+        <w:t>Anexo A. Preços de referência: crédito</w:t>
       </w:r>
     </w:p>
     <w:p>
@@ -3220,7 +3220,7 @@
           <w:tcPr/>
           <w:p>
             <w:r>
-              <w:t>Cheques sem fundos — Banco Central PF/PJ</w:t>
+              <w:t>Cheques sem fundos - Banco Central PF/PJ</w:t>
             </w:r>
           </w:p>
         </w:tc>
@@ -3286,7 +3286,7 @@
           <w:tcPr/>
           <w:p>
             <w:r>
-              <w:t>Ações judiciais — nacional PF/PJ</w:t>
+              <w:t>Ações judiciais - nacional PF/PJ</w:t>
             </w:r>
           </w:p>
         </w:tc>
@@ -3352,7 +3352,7 @@
           <w:tcPr/>
           <w:p>
             <w:r>
-              <w:t>SCPC BVS PF/PJ — Base III</w:t>
+              <w:t>SCPC BVS PF/PJ - Base III</w:t>
             </w:r>
           </w:p>
         </w:tc>
@@ -3418,7 +3418,7 @@
           <w:tcPr/>
           <w:p>
             <w:r>
-              <w:t>Relatório Plus PF/PJ + cartórios e CCF Bacen — Base III</w:t>
+              <w:t>Relatório Plus PF/PJ + cartórios e CCF Bacen - Base III</w:t>
             </w:r>
           </w:p>
         </w:tc>
@@ -3484,7 +3484,7 @@
           <w:tcPr/>
           <w:p>
             <w:r>
-              <w:t>Crédito Net Básica PF/PJ — Base I</w:t>
+              <w:t>Crédito Net Básica PF/PJ - Base I</w:t>
             </w:r>
           </w:p>
         </w:tc>
@@ -3550,7 +3550,7 @@
           <w:tcPr/>
           <w:p>
             <w:r>
-              <w:t>Mix PF/PJ — Base I e II</w:t>
+              <w:t>Mix PF/PJ - Base I e II</w:t>
             </w:r>
           </w:p>
         </w:tc>
@@ -3616,7 +3616,7 @@
           <w:tcPr/>
           <w:p>
             <w:r>
-              <w:t>Crédito Net PF/PJ — Base I e III</w:t>
+              <w:t>Crédito Net PF/PJ - Base I e III</w:t>
             </w:r>
           </w:p>
         </w:tc>
@@ -3682,7 +3682,7 @@
           <w:tcPr/>
           <w:p>
             <w:r>
-              <w:t>Crédito Net Top + cartórios e CCF Bacen — Base I e III</w:t>
+              <w:t>Crédito Net Top + cartórios e CCF Bacen - Base I e III</w:t>
             </w:r>
           </w:p>
         </w:tc>
@@ -3748,7 +3748,7 @@
           <w:tcPr/>
           <w:p>
             <w:r>
-              <w:t>Relatório Score Positivo + filtros — Base III</w:t>
+              <w:t>Relatório Score Positivo + filtros - Base III</w:t>
             </w:r>
           </w:p>
         </w:tc>
@@ -3814,7 +3814,7 @@
           <w:tcPr/>
           <w:p>
             <w:r>
-              <w:t>Risco de Crédito Top PF/PJ + filtros — Base I</w:t>
+              <w:t>Risco de Crédito Top PF/PJ + filtros - Base I</w:t>
             </w:r>
           </w:p>
         </w:tc>
@@ -3880,7 +3880,7 @@
           <w:tcPr/>
           <w:p>
             <w:r>
-              <w:t>Relatório Top PF/PJ + filtros — Base I e III</w:t>
+              <w:t>Relatório Top PF/PJ + filtros - Base I e III</w:t>
             </w:r>
           </w:p>
         </w:tc>
@@ -3946,7 +3946,7 @@
           <w:tcPr/>
           <w:p>
             <w:r>
-              <w:t>Relatório Top + SCR Bacen — Base I e III *</w:t>
+              <w:t>Relatório Top + SCR Bacen - Base I e III *</w:t>
             </w:r>
           </w:p>
         </w:tc>
@@ -4012,7 +4012,7 @@
           <w:tcPr/>
           <w:p>
             <w:r>
-              <w:t>Maxi Top PF/PJ + score e filtros — Base I e II</w:t>
+              <w:t>Maxi Top PF/PJ + score e filtros - Base I e II</w:t>
             </w:r>
           </w:p>
         </w:tc>
@@ -4078,7 +4078,7 @@
           <w:tcPr/>
           <w:p>
             <w:r>
-              <w:t>Relatório Prime Básica + cartórios e CCF Bacen — Base I, II e III</w:t>
+              <w:t>Relatório Prime Básica + cartórios e CCF Bacen - Base I, II e III</w:t>
             </w:r>
           </w:p>
         </w:tc>
@@ -4144,7 +4144,7 @@
           <w:tcPr/>
           <w:p>
             <w:r>
-              <w:t>Relatório Prime Completa + filtros — Base I, II e III</w:t>
+              <w:t>Relatório Prime Completa + filtros - Base I, II e III</w:t>
             </w:r>
           </w:p>
         </w:tc>
@@ -4210,7 +4210,7 @@
           <w:tcPr/>
           <w:p>
             <w:r>
-              <w:t>Relatório Prime Completa + SCR Bacen — Base I, II e III *</w:t>
+              <w:t>Relatório Prime Completa + SCR Bacen - Base I, II e III *</w:t>
             </w:r>
           </w:p>
         </w:tc>
@@ -4342,7 +4342,7 @@
           <w:tcPr/>
           <w:p>
             <w:r>
-              <w:t>Cadastro especial PF — endereço, telefone, e-mail, trabalho, renda</w:t>
+              <w:t>Cadastro especial PF - endereço, telefone, e-mail, trabalho, renda</w:t>
             </w:r>
           </w:p>
         </w:tc>
@@ -4408,7 +4408,7 @@
           <w:tcPr/>
           <w:p>
             <w:r>
-              <w:t>Cadastro especial PJ — dados da empresa, sócios, regime fiscal, faturamento</w:t>
+              <w:t>Cadastro especial PJ - dados da empresa, sócios, regime fiscal, faturamento</w:t>
             </w:r>
           </w:p>
         </w:tc>
@@ -4606,7 +4606,7 @@
           <w:tcPr/>
           <w:p>
             <w:r>
-              <w:t>InfoBusca por CPF/CNPJ — telefone, endereço e e-mails</w:t>
+              <w:t>InfoBusca por CPF/CNPJ - telefone, endereço e e-mails</w:t>
             </w:r>
           </w:p>
         </w:tc>
@@ -4952,7 +4952,7 @@
         <w:pStyle w:val="Heading2"/>
       </w:pPr>
       <w:r>
-        <w:t>Anexo B — Preços de referência: veicular</w:t>
+        <w:t>Anexo B. Preços de referência: veicular</w:t>
       </w:r>
     </w:p>
     <w:p>
@@ -5392,7 +5392,7 @@
           <w:tcPr/>
           <w:p>
             <w:r>
-              <w:t>RenaInf — infrações completa</w:t>
+              <w:t>RenaInf - infrações completa</w:t>
             </w:r>
           </w:p>
         </w:tc>
@@ -5458,7 +5458,7 @@
           <w:tcPr/>
           <w:p>
             <w:r>
-              <w:t>CRLV — documento de licenciamento</w:t>
+              <w:t>CRLV - documento de licenciamento</w:t>
             </w:r>
           </w:p>
         </w:tc>
@@ -5524,7 +5524,7 @@
           <w:tcPr/>
           <w:p>
             <w:r>
-              <w:t>BIN — base estadual e nacional</w:t>
+              <w:t>BIN - base estadual e nacional</w:t>
             </w:r>
           </w:p>
         </w:tc>
@@ -5590,7 +5590,7 @@
           <w:tcPr/>
           <w:p>
             <w:r>
-              <w:t>Leilão — Base I</w:t>
+              <w:t>Leilão - Base I</w:t>
             </w:r>
           </w:p>
         </w:tc>
@@ -5656,7 +5656,7 @@
           <w:tcPr/>
           <w:p>
             <w:r>
-              <w:t>Leilão conjugado completo + score do veículo — Base II</w:t>
+              <w:t>Leilão conjugado completo + score do veículo - Base II</w:t>
             </w:r>
           </w:p>
         </w:tc>
@@ -5722,7 +5722,7 @@
           <w:tcPr/>
           <w:p>
             <w:r>
-              <w:t>CSV — certificado de segurança veicular</w:t>
+              <w:t>CSV - certificado de segurança veicular</w:t>
             </w:r>
           </w:p>
         </w:tc>
@@ -6118,7 +6118,7 @@
           <w:tcPr/>
           <w:p>
             <w:r>
-              <w:t>VIP Car — informação completa do veículo</w:t>
+              <w:t>VIP Car - informação completa do veículo</w:t>
             </w:r>
           </w:p>
         </w:tc>

--- a/docs/PDD-Avalia.docx
+++ b/docs/PDD-Avalia.docx
@@ -591,15 +591,67 @@
           <w:tcPr/>
           <w:p>
             <w:r>
-              <w:t>27% (provisório)</w:t>
-            </w:r>
-          </w:p>
-        </w:tc>
-        <w:tc>
-          <w:tcPr/>
-          <w:p>
-            <w:r>
-              <w:t>Média estimada. Depende do regime tributário e precisa de confirmação contábil.</w:t>
+              <w:t>8,60%</w:t>
+            </w:r>
+          </w:p>
+        </w:tc>
+        <w:tc>
+          <w:tcPr/>
+          <w:p>
+            <w:r>
+              <w:t>Alíquota efetiva do Simples Nacional, Anexo III, faixa de até R$ 360 mil ao ano. Sobe com o faturamento: 11,05% até R$ 720 mil, 14,02% até R$ 1,8 milhão.</w:t>
+            </w:r>
+          </w:p>
+        </w:tc>
+      </w:tr>
+      <w:tr>
+        <w:tc>
+          <w:tcPr/>
+          <w:p>
+            <w:r>
+              <w:t>Margem líquida alvo</w:t>
+            </w:r>
+          </w:p>
+        </w:tc>
+        <w:tc>
+          <w:tcPr/>
+          <w:p>
+            <w:r>
+              <w:t>30% na maior faixa</w:t>
+            </w:r>
+          </w:p>
+        </w:tc>
+        <w:tc>
+          <w:tcPr/>
+          <w:p>
+            <w:r>
+              <w:t>Depois de custo do fornecedor, imposto e comissão do vendedor.</w:t>
+            </w:r>
+          </w:p>
+        </w:tc>
+      </w:tr>
+      <w:tr>
+        <w:tc>
+          <w:tcPr/>
+          <w:p>
+            <w:r>
+              <w:t>Ganho por degrau</w:t>
+            </w:r>
+          </w:p>
+        </w:tc>
+        <w:tc>
+          <w:tcPr/>
+          <w:p>
+            <w:r>
+              <w:t>3 pontos por faixa</w:t>
+            </w:r>
+          </w:p>
+        </w:tc>
+        <w:tc>
+          <w:tcPr/>
+          <w:p>
+            <w:r>
+              <w:t>Cada faixa abaixo da maior ganha 3 pontos de margem, o que produz o desconto por volume sem furar o piso.</w:t>
             </w:r>
           </w:p>
         </w:tc>
@@ -750,7 +802,7 @@
         <w:pStyle w:val="Heading3"/>
       </w:pPr>
       <w:r>
-        <w:t>Margem e piso de preço</w:t>
+        <w:t>Margem, piso e escada de preço</w:t>
       </w:r>
     </w:p>
     <w:p>
@@ -781,7 +833,7 @@
         <w:pStyle w:val="NoSpacing"/>
       </w:pPr>
       <w:r>
-        <w:t>margem  = preço de venda − custo do fornecedor − imposto</w:t>
+        <w:t>margem  = preço de venda − custo do fornecedor − imposto − comissão</w:t>
       </w:r>
     </w:p>
     <w:p>
@@ -789,17 +841,80 @@
         <w:pStyle w:val="NoSpacing"/>
       </w:pPr>
       <w:r>
-        <w:t>piso    = menor preço de venda cuja margem ainda não é negativa</w:t>
-      </w:r>
-    </w:p>
-    <w:p>
-      <w:r>
-        <w:t>O piso não é cadastrado, é calculado: abaixo dele a venda não paga fornecedor e</w:t>
-      </w:r>
-    </w:p>
-    <w:p>
-      <w:r>
-        <w:t>imposto. A tela marca em vermelho toda célula vendida abaixo do piso.</w:t>
+        <w:t>piso    = custo ÷ (1 − imposto − comissão)</w:t>
+      </w:r>
+    </w:p>
+    <w:p>
+      <w:pPr>
+        <w:pStyle w:val="NoSpacing"/>
+      </w:pPr>
+      <w:r>
+        <w:t>preço   = custo ÷ (1 − imposto − comissão − margem alvo da faixa)</w:t>
+      </w:r>
+    </w:p>
+    <w:p>
+      <w:r>
+        <w:t>A comissão do vendedor entra como custo porque é o que ela é: sai do mesmo preço.</w:t>
+      </w:r>
+    </w:p>
+    <w:p>
+      <w:r>
+        <w:t>Margem calculada sem ela superestima o resultado em dez pontos.</w:t>
+      </w:r>
+    </w:p>
+    <w:p>
+      <w:r>
+        <w:t>O piso não é cadastrado, é calculado, e preço abaixo dele é recusado na</w:t>
+      </w:r>
+    </w:p>
+    <w:p>
+      <w:r>
+        <w:t>gravação. Relatar prejuízo depois do fato não impede ninguém de vender no</w:t>
+      </w:r>
+    </w:p>
+    <w:p>
+      <w:r>
+        <w:t>negativo.</w:t>
+      </w:r>
+    </w:p>
+    <w:p>
+      <w:r>
+        <w:t>A escada de desconto por volume é construída de cima para baixo. O fornecedor</w:t>
+      </w:r>
+    </w:p>
+    <w:p>
+      <w:r>
+        <w:t>cobra o mesmo por consulta independentemente da faixa, então todo desconto que a</w:t>
+      </w:r>
+    </w:p>
+    <w:p>
+      <w:r>
+        <w:t>Avalia dá sai da margem dela. Por isso a margem alvo vale para a maior faixa,</w:t>
+      </w:r>
+    </w:p>
+    <w:p>
+      <w:r>
+        <w:t>que é o piso comercial, e cada faixa abaixo ganha o degrau. O resultado é um</w:t>
+      </w:r>
+    </w:p>
+    <w:p>
+      <w:r>
+        <w:t>desconto real para quem contrata o pacote maior, com margem garantida em todas as</w:t>
+      </w:r>
+    </w:p>
+    <w:p>
+      <w:r>
+        <w:t>faixas.</w:t>
+      </w:r>
+    </w:p>
+    <w:p>
+      <w:r>
+        <w:t>A tela marca em vermelho a célula no prejuízo e em amarelo a que está abaixo da</w:t>
+      </w:r>
+    </w:p>
+    <w:p>
+      <w:r>
+        <w:t>margem alvo.</w:t>
       </w:r>
     </w:p>
     <w:p>
